--- a/docs/assets/attachments/modules/09.-visualization/09.1-sample-visualizations.docx
+++ b/docs/assets/attachments/modules/09.-visualization/09.1-sample-visualizations.docx
@@ -1,6 +1,6 @@
 
 <file path=word/document.xml><?xml version="1.0" encoding="utf-8"?>
-<w:document xmlns:wpc="http://schemas.microsoft.com/office/word/2010/wordprocessingCanvas" xmlns:cx="http://schemas.microsoft.com/office/drawing/2014/chartex" xmlns:cx1="http://schemas.microsoft.com/office/drawing/2015/9/8/chartex" xmlns:cx2="http://schemas.microsoft.com/office/drawing/2015/10/21/chartex" xmlns:cx3="http://schemas.microsoft.com/office/drawing/2016/5/9/chartex" xmlns:cx4="http://schemas.microsoft.com/office/drawing/2016/5/10/chartex" xmlns:cx5="http://schemas.microsoft.com/office/drawing/2016/5/11/chartex" xmlns:cx6="http://schemas.microsoft.com/office/drawing/2016/5/12/chartex" xmlns:cx7="http://schemas.microsoft.com/office/drawing/2016/5/13/chartex" xmlns:cx8="http://schemas.microsoft.com/office/drawing/2016/5/14/chartex" xmlns:mc="http://schemas.openxmlformats.org/markup-compatibility/2006" xmlns:aink="http://schemas.microsoft.com/office/drawing/2016/ink" xmlns:am3d="http://schemas.microsoft.com/office/drawing/2017/model3d" xmlns:o="urn:schemas-microsoft-com:office:office" xmlns:oel="http://schemas.microsoft.com/office/2019/extlst" xmlns:r="http://schemas.openxmlformats.org/officeDocument/2006/relationships" xmlns:m="http://schemas.openxmlformats.org/officeDocument/2006/math" xmlns:v="urn:schemas-microsoft-com:vml" xmlns:wp14="http://schemas.microsoft.com/office/word/2010/wordprocessingDrawing" xmlns:wp="http://schemas.openxmlformats.org/drawingml/2006/wordprocessingDrawing" xmlns:w10="urn:schemas-microsoft-com:office:word" xmlns:w="http://schemas.openxmlformats.org/wordprocessingml/2006/main" xmlns:w14="http://schemas.microsoft.com/office/word/2010/wordml" xmlns:w15="http://schemas.microsoft.com/office/word/2012/wordml" xmlns:w16cex="http://schemas.microsoft.com/office/word/2018/wordml/cex" xmlns:w16cid="http://schemas.microsoft.com/office/word/2016/wordml/cid" xmlns:w16="http://schemas.microsoft.com/office/word/2018/wordml" xmlns:w16du="http://schemas.microsoft.com/office/word/2023/wordml/word16du" xmlns:w16sdtdh="http://schemas.microsoft.com/office/word/2020/wordml/sdtdatahash" xmlns:w16sdtfl="http://schemas.microsoft.com/office/word/2024/wordml/sdtformatlock" xmlns:w16se="http://schemas.microsoft.com/office/word/2015/wordml/symex" xmlns:wpg="http://schemas.microsoft.com/office/word/2010/wordprocessingGroup" xmlns:wpi="http://schemas.microsoft.com/office/word/2010/wordprocessingInk" xmlns:wne="http://schemas.microsoft.com/office/word/2006/wordml" xmlns:wps="http://schemas.microsoft.com/office/word/2010/wordprocessingShape" mc:Ignorable="w14 w15 w16se w16cid w16 w16cex w16sdtdh w16sdtfl w16du wp14">
+<w:document xmlns:wpc="http://schemas.microsoft.com/office/word/2010/wordprocessingCanvas" xmlns:cx="http://schemas.microsoft.com/office/drawing/2014/chartex" xmlns:cx1="http://schemas.microsoft.com/office/drawing/2015/9/8/chartex" xmlns:cx2="http://schemas.microsoft.com/office/drawing/2015/10/21/chartex" xmlns:cx3="http://schemas.microsoft.com/office/drawing/2016/5/9/chartex" xmlns:cx4="http://schemas.microsoft.com/office/drawing/2016/5/10/chartex" xmlns:cx5="http://schemas.microsoft.com/office/drawing/2016/5/11/chartex" xmlns:cx6="http://schemas.microsoft.com/office/drawing/2016/5/12/chartex" xmlns:cx7="http://schemas.microsoft.com/office/drawing/2016/5/13/chartex" xmlns:cx8="http://schemas.microsoft.com/office/drawing/2016/5/14/chartex" xmlns:mc="http://schemas.openxmlformats.org/markup-compatibility/2006" xmlns:m="http://schemas.openxmlformats.org/officeDocument/2006/math" xmlns:aink="http://schemas.microsoft.com/office/drawing/2016/ink" xmlns:am3d="http://schemas.microsoft.com/office/drawing/2017/model3d" xmlns:oel="http://schemas.microsoft.com/office/2019/extlst" xmlns:r="http://schemas.openxmlformats.org/officeDocument/2006/relationships" xmlns:wp14="http://schemas.microsoft.com/office/word/2010/wordprocessingDrawing" xmlns:wp="http://schemas.openxmlformats.org/drawingml/2006/wordprocessingDrawing" xmlns:wpg="http://schemas.microsoft.com/office/word/2010/wordprocessingGroup" xmlns:wpi="http://schemas.microsoft.com/office/word/2010/wordprocessingInk" xmlns:wps="http://schemas.microsoft.com/office/word/2010/wordprocessingShape" xmlns:o="urn:schemas-microsoft-com:office:office" xmlns:v="urn:schemas-microsoft-com:vml" xmlns:w10="urn:schemas-microsoft-com:office:word" xmlns:w="http://schemas.openxmlformats.org/wordprocessingml/2006/main" xmlns:w14="http://schemas.microsoft.com/office/word/2010/wordml" xmlns:w15="http://schemas.microsoft.com/office/word/2012/wordml" xmlns:w16cex="http://schemas.microsoft.com/office/word/2018/wordml/cex" xmlns:w16cid="http://schemas.microsoft.com/office/word/2016/wordml/cid" xmlns:w16="http://schemas.microsoft.com/office/word/2018/wordml" xmlns:w16sdtdh="http://schemas.microsoft.com/office/word/2020/wordml/sdtdatahash" xmlns:w16sdtfl="http://schemas.microsoft.com/office/word/2024/wordml/sdtformatlock" xmlns:w16se="http://schemas.microsoft.com/office/word/2015/wordml/symex" xmlns:w16du="http://schemas.microsoft.com/office/word/2023/wordml/word16du" xmlns:wne="http://schemas.microsoft.com/office/word/2006/wordml" mc:Ignorable="w14 w15 w16se w16cid w16 w16cex w16sdtdh w16sdtfl w16du wp14">
   <w:body>
     <w:p>
       <w:pPr>
@@ -50,16 +50,11 @@
     </w:p>
     <w:p>
       <w:r>
-        <w:t xml:space="preserve">Use the following </w:t>
-      </w:r>
-      <w:proofErr w:type="gramStart"/>
-      <w:r>
-        <w:t>variables</w:t>
+        <w:t>Use the following variables</w:t>
       </w:r>
       <w:r>
         <w:t>:</w:t>
       </w:r>
-      <w:proofErr w:type="gramEnd"/>
       <w:r>
         <w:t xml:space="preserve"> </w:t>
       </w:r>
@@ -73,7 +68,6 @@
       <w:r>
         <w:t xml:space="preserve"> </w:t>
       </w:r>
-      <w:proofErr w:type="spellStart"/>
       <w:r>
         <w:rPr>
           <w:b/>
@@ -83,7 +77,6 @@
         </w:rPr>
         <w:t>natsci</w:t>
       </w:r>
-      <w:proofErr w:type="spellEnd"/>
       <w:r>
         <w:rPr>
           <w:b/>
@@ -109,19 +102,8 @@
           <w:i/>
           <w:iCs/>
         </w:rPr>
-        <w:t xml:space="preserve">, </w:t>
+        <w:t>, nateduc</w:t>
       </w:r>
-      <w:proofErr w:type="spellStart"/>
-      <w:r>
-        <w:rPr>
-          <w:b/>
-          <w:bCs/>
-          <w:i/>
-          <w:iCs/>
-        </w:rPr>
-        <w:t>nateduc</w:t>
-      </w:r>
-      <w:proofErr w:type="spellEnd"/>
       <w:r>
         <w:rPr>
           <w:b/>
@@ -141,19 +123,8 @@
           <w:i/>
           <w:iCs/>
         </w:rPr>
-        <w:t xml:space="preserve">, </w:t>
+        <w:t>, natspac</w:t>
       </w:r>
-      <w:proofErr w:type="spellStart"/>
-      <w:r>
-        <w:rPr>
-          <w:b/>
-          <w:bCs/>
-          <w:i/>
-          <w:iCs/>
-        </w:rPr>
-        <w:t>natspac</w:t>
-      </w:r>
-      <w:proofErr w:type="spellEnd"/>
       <w:r>
         <w:rPr>
           <w:b/>
@@ -325,15 +296,7 @@
             </w:pPr>
             <w:bookmarkStart w:id="0" w:name="OLE_LINK1"/>
             <w:r>
-              <w:t xml:space="preserve">graph &lt;- </w:t>
-            </w:r>
-            <w:proofErr w:type="spellStart"/>
-            <w:r>
-              <w:t>gss</w:t>
-            </w:r>
-            <w:proofErr w:type="spellEnd"/>
-            <w:r>
-              <w:t xml:space="preserve"> |&gt; </w:t>
+              <w:t xml:space="preserve">graph &lt;- gss |&gt; </w:t>
             </w:r>
           </w:p>
           <w:p>
@@ -342,31 +305,7 @@
               <w:spacing w:after="0"/>
             </w:pPr>
             <w:r>
-              <w:t>select(</w:t>
-            </w:r>
-            <w:proofErr w:type="spellStart"/>
-            <w:r>
-              <w:t>natsci</w:t>
-            </w:r>
-            <w:proofErr w:type="spellEnd"/>
-            <w:r>
-              <w:t xml:space="preserve">, </w:t>
-            </w:r>
-            <w:proofErr w:type="spellStart"/>
-            <w:r>
-              <w:t>nateduc</w:t>
-            </w:r>
-            <w:proofErr w:type="spellEnd"/>
-            <w:r>
-              <w:t xml:space="preserve">, </w:t>
-            </w:r>
-            <w:proofErr w:type="spellStart"/>
-            <w:r>
-              <w:t>natspac</w:t>
-            </w:r>
-            <w:proofErr w:type="spellEnd"/>
-            <w:r>
-              <w:t xml:space="preserve">) |&gt; </w:t>
+              <w:t xml:space="preserve">select(natsci, nateduc, natspac) |&gt; </w:t>
             </w:r>
           </w:p>
           <w:p>
@@ -374,37 +313,8 @@
               <w:widowControl w:val="0"/>
               <w:spacing w:after="0"/>
             </w:pPr>
-            <w:proofErr w:type="spellStart"/>
             <w:r>
-              <w:t>plot_stackfrq</w:t>
-            </w:r>
-            <w:proofErr w:type="spellEnd"/>
-            <w:r>
-              <w:t>(</w:t>
-            </w:r>
-            <w:proofErr w:type="spellStart"/>
-            <w:r>
-              <w:t>sort.frq</w:t>
-            </w:r>
-            <w:proofErr w:type="spellEnd"/>
-            <w:r>
-              <w:t xml:space="preserve"> = "</w:t>
-            </w:r>
-            <w:proofErr w:type="spellStart"/>
-            <w:r>
-              <w:t>first.asc</w:t>
-            </w:r>
-            <w:proofErr w:type="spellEnd"/>
-            <w:r>
-              <w:t xml:space="preserve">",  </w:t>
-            </w:r>
-            <w:proofErr w:type="spellStart"/>
-            <w:r>
-              <w:t>geom.colors</w:t>
-            </w:r>
-            <w:proofErr w:type="spellEnd"/>
-            <w:r>
-              <w:t xml:space="preserve"> = "Blues", </w:t>
+              <w:t xml:space="preserve">plot_stackfrq(sort.frq = "first.asc",  geom.colors = "Blues", </w:t>
             </w:r>
           </w:p>
           <w:p>
@@ -412,13 +322,8 @@
               <w:widowControl w:val="0"/>
               <w:spacing w:after="0"/>
             </w:pPr>
-            <w:proofErr w:type="spellStart"/>
             <w:r>
-              <w:t>show.total</w:t>
-            </w:r>
-            <w:proofErr w:type="spellEnd"/>
-            <w:r>
-              <w:t xml:space="preserve"> = FALSE, title = "Attitudes on government expenditure for science") </w:t>
+              <w:t xml:space="preserve">show.total = FALSE, title = "Attitudes on government expenditure for science") </w:t>
             </w:r>
           </w:p>
           <w:p>
@@ -435,21 +340,8 @@
               <w:widowControl w:val="0"/>
               <w:spacing w:after="0"/>
             </w:pPr>
-            <w:proofErr w:type="spellStart"/>
             <w:r>
-              <w:t>axis.text.x</w:t>
-            </w:r>
-            <w:proofErr w:type="spellEnd"/>
-            <w:r>
-              <w:t xml:space="preserve"> = </w:t>
-            </w:r>
-            <w:proofErr w:type="spellStart"/>
-            <w:r>
-              <w:t>element_text</w:t>
-            </w:r>
-            <w:proofErr w:type="spellEnd"/>
-            <w:r>
-              <w:t>(size=1</w:t>
+              <w:t>axis.text.x = element_text(size=1</w:t>
             </w:r>
             <w:r>
               <w:t>0</w:t>
@@ -463,21 +355,8 @@
               <w:widowControl w:val="0"/>
               <w:spacing w:after="0"/>
             </w:pPr>
-            <w:proofErr w:type="spellStart"/>
             <w:r>
-              <w:t>axis.text.y</w:t>
-            </w:r>
-            <w:proofErr w:type="spellEnd"/>
-            <w:r>
-              <w:t xml:space="preserve"> = </w:t>
-            </w:r>
-            <w:proofErr w:type="spellStart"/>
-            <w:r>
-              <w:t>element_text</w:t>
-            </w:r>
-            <w:proofErr w:type="spellEnd"/>
-            <w:r>
-              <w:t>(size=1</w:t>
+              <w:t>axis.text.y = element_text(size=1</w:t>
             </w:r>
             <w:r>
               <w:t>0</w:t>
@@ -491,21 +370,8 @@
               <w:widowControl w:val="0"/>
               <w:spacing w:after="0"/>
             </w:pPr>
-            <w:proofErr w:type="spellStart"/>
             <w:r>
-              <w:t>plot.title</w:t>
-            </w:r>
-            <w:proofErr w:type="spellEnd"/>
-            <w:r>
-              <w:t xml:space="preserve"> = </w:t>
-            </w:r>
-            <w:proofErr w:type="spellStart"/>
-            <w:r>
-              <w:t>element_text</w:t>
-            </w:r>
-            <w:proofErr w:type="spellEnd"/>
-            <w:r>
-              <w:t>(size=</w:t>
+              <w:t>plot.title = element_text(size=</w:t>
             </w:r>
             <w:r>
               <w:t>1</w:t>
@@ -519,21 +385,8 @@
               <w:widowControl w:val="0"/>
               <w:spacing w:after="0"/>
             </w:pPr>
-            <w:proofErr w:type="spellStart"/>
             <w:r>
-              <w:t>legend.text</w:t>
-            </w:r>
-            <w:proofErr w:type="spellEnd"/>
-            <w:r>
-              <w:t xml:space="preserve"> = </w:t>
-            </w:r>
-            <w:proofErr w:type="spellStart"/>
-            <w:r>
-              <w:t>element_text</w:t>
-            </w:r>
-            <w:proofErr w:type="spellEnd"/>
-            <w:r>
-              <w:t>(size=1</w:t>
+              <w:t>legend.text = element_text(size=1</w:t>
             </w:r>
             <w:r>
               <w:t>0</w:t>
@@ -776,7 +629,6 @@
         </w:rPr>
         <w:t xml:space="preserve">Create a stacked bar graph by different groups by using </w:t>
       </w:r>
-      <w:proofErr w:type="spellStart"/>
       <w:r>
         <w:rPr>
           <w:b/>
@@ -784,7 +636,6 @@
         </w:rPr>
         <w:t>nateduc</w:t>
       </w:r>
-      <w:proofErr w:type="spellEnd"/>
       <w:r>
         <w:rPr>
           <w:b/>
@@ -999,229 +850,137 @@
           </w:tcPr>
           <w:p>
             <w:pPr>
-              <w:widowControl w:val="0"/>
-              <w:spacing w:after="0"/>
+              <w:pStyle w:val="NormalWeb"/>
+              <w:spacing w:before="0" w:beforeAutospacing="0" w:after="0" w:afterAutospacing="0"/>
             </w:pPr>
-            <w:bookmarkStart w:id="1" w:name="_Hlk229744065"/>
             <w:r>
-              <w:t xml:space="preserve">graph &lt;- </w:t>
-            </w:r>
-            <w:proofErr w:type="spellStart"/>
-            <w:r>
-              <w:t>gss</w:t>
-            </w:r>
-            <w:proofErr w:type="spellEnd"/>
-            <w:r>
-              <w:t xml:space="preserve"> |&gt; </w:t>
+              <w:rPr>
+                <w:rFonts w:ascii="Arial" w:hAnsi="Arial" w:cs="Arial"/>
+                <w:color w:val="000000"/>
+              </w:rPr>
+              <w:t>graph &lt;- plot_xtab(</w:t>
             </w:r>
           </w:p>
           <w:p>
             <w:pPr>
-              <w:widowControl w:val="0"/>
-              <w:spacing w:after="0"/>
+              <w:pStyle w:val="NormalWeb"/>
+              <w:spacing w:before="0" w:beforeAutospacing="0" w:after="0" w:afterAutospacing="0"/>
             </w:pPr>
             <w:r>
-              <w:t>select(</w:t>
-            </w:r>
-            <w:proofErr w:type="spellStart"/>
-            <w:r>
-              <w:t>natsci</w:t>
-            </w:r>
-            <w:proofErr w:type="spellEnd"/>
-            <w:r>
-              <w:t xml:space="preserve">, </w:t>
-            </w:r>
-            <w:proofErr w:type="spellStart"/>
-            <w:r>
-              <w:t>nateduc</w:t>
-            </w:r>
-            <w:proofErr w:type="spellEnd"/>
-            <w:r>
-              <w:t xml:space="preserve">, </w:t>
-            </w:r>
-            <w:proofErr w:type="spellStart"/>
-            <w:r>
-              <w:t>natspac</w:t>
-            </w:r>
-            <w:proofErr w:type="spellEnd"/>
-            <w:r>
-              <w:t xml:space="preserve">) |&gt; </w:t>
+              <w:rPr>
+                <w:rFonts w:ascii="Arial" w:hAnsi="Arial" w:cs="Arial"/>
+                <w:color w:val="000000"/>
+              </w:rPr>
+              <w:t>gss$nateduc, gss$degree, show.n = FALSE,</w:t>
             </w:r>
           </w:p>
           <w:p>
             <w:pPr>
-              <w:widowControl w:val="0"/>
-              <w:spacing w:after="0"/>
+              <w:pStyle w:val="NormalWeb"/>
+              <w:spacing w:before="0" w:beforeAutospacing="0" w:after="0" w:afterAutospacing="0"/>
             </w:pPr>
-            <w:proofErr w:type="spellStart"/>
             <w:r>
-              <w:t>plot_stackfrq</w:t>
-            </w:r>
-            <w:proofErr w:type="spellEnd"/>
-            <w:r>
-              <w:t>(</w:t>
-            </w:r>
-            <w:proofErr w:type="spellStart"/>
-            <w:r>
-              <w:t>sort.frq</w:t>
-            </w:r>
-            <w:proofErr w:type="spellEnd"/>
-            <w:r>
-              <w:t xml:space="preserve"> = "</w:t>
-            </w:r>
-            <w:proofErr w:type="spellStart"/>
-            <w:r>
-              <w:t>first.asc</w:t>
-            </w:r>
-            <w:proofErr w:type="spellEnd"/>
-            <w:r>
-              <w:t xml:space="preserve">",  </w:t>
-            </w:r>
-            <w:proofErr w:type="spellStart"/>
-            <w:r>
-              <w:t>geom.colors</w:t>
-            </w:r>
-            <w:proofErr w:type="spellEnd"/>
-            <w:r>
-              <w:t xml:space="preserve"> = "Blues", </w:t>
+              <w:rPr>
+                <w:rFonts w:ascii="Arial" w:hAnsi="Arial" w:cs="Arial"/>
+                <w:color w:val="000000"/>
+              </w:rPr>
+              <w:t>geom.colors = "Dark2",</w:t>
             </w:r>
           </w:p>
           <w:p>
             <w:pPr>
-              <w:widowControl w:val="0"/>
-              <w:spacing w:after="0"/>
+              <w:pStyle w:val="NormalWeb"/>
+              <w:spacing w:before="0" w:beforeAutospacing="0" w:after="0" w:afterAutospacing="0"/>
             </w:pPr>
-            <w:proofErr w:type="spellStart"/>
             <w:r>
-              <w:t>show.total</w:t>
+              <w:rPr>
+                <w:rFonts w:ascii="Arial" w:hAnsi="Arial" w:cs="Arial"/>
+                <w:color w:val="000000"/>
+              </w:rPr>
+              <w:t>show.total = FALSE, title = "</w:t>
             </w:r>
-            <w:proofErr w:type="spellEnd"/>
             <w:r>
-              <w:t xml:space="preserve"> = FALSE, title = "Attitudes on government expenditure for science") </w:t>
+              <w:rPr>
+                <w:rFonts w:ascii="Arial" w:hAnsi="Arial" w:cs="Arial"/>
+                <w:i/>
+                <w:iCs/>
+                <w:color w:val="000000"/>
+              </w:rPr>
+              <w:t>Support level for government spending for improving the nation's education system by respondents' education degree</w:t>
+            </w:r>
+            <w:r>
+              <w:rPr>
+                <w:rFonts w:ascii="Arial" w:hAnsi="Arial" w:cs="Arial"/>
+                <w:color w:val="000000"/>
+              </w:rPr>
+              <w:t>")</w:t>
             </w:r>
           </w:p>
           <w:p>
             <w:pPr>
-              <w:widowControl w:val="0"/>
-              <w:spacing w:after="0"/>
+              <w:pStyle w:val="NormalWeb"/>
+              <w:spacing w:before="0" w:beforeAutospacing="0" w:after="0" w:afterAutospacing="0"/>
             </w:pPr>
             <w:r>
+              <w:rPr>
+                <w:rFonts w:ascii="Arial" w:hAnsi="Arial" w:cs="Arial"/>
+                <w:color w:val="000000"/>
+              </w:rPr>
+              <w:lastRenderedPageBreak/>
               <w:t>graph + theme(</w:t>
             </w:r>
           </w:p>
           <w:p>
             <w:pPr>
-              <w:widowControl w:val="0"/>
-              <w:spacing w:after="0"/>
+              <w:pStyle w:val="NormalWeb"/>
+              <w:spacing w:before="0" w:beforeAutospacing="0" w:after="0" w:afterAutospacing="0"/>
             </w:pPr>
-            <w:proofErr w:type="spellStart"/>
             <w:r>
-              <w:lastRenderedPageBreak/>
-              <w:t>axis.text.x</w:t>
-            </w:r>
-            <w:proofErr w:type="spellEnd"/>
-            <w:r>
-              <w:t xml:space="preserve"> = </w:t>
-            </w:r>
-            <w:proofErr w:type="spellStart"/>
-            <w:r>
-              <w:t>element_text</w:t>
-            </w:r>
-            <w:proofErr w:type="spellEnd"/>
-            <w:r>
-              <w:t>(size=1</w:t>
-            </w:r>
-            <w:r>
-              <w:t>1</w:t>
-            </w:r>
-            <w:r>
-              <w:t xml:space="preserve">), </w:t>
+              <w:rPr>
+                <w:rFonts w:ascii="Arial" w:hAnsi="Arial" w:cs="Arial"/>
+                <w:color w:val="000000"/>
+              </w:rPr>
+              <w:t>axis.text.x = element_text(size = 11),</w:t>
             </w:r>
           </w:p>
           <w:p>
             <w:pPr>
-              <w:widowControl w:val="0"/>
-              <w:spacing w:after="0"/>
+              <w:pStyle w:val="NormalWeb"/>
+              <w:spacing w:before="0" w:beforeAutospacing="0" w:after="0" w:afterAutospacing="0"/>
             </w:pPr>
-            <w:proofErr w:type="spellStart"/>
             <w:r>
-              <w:t>axis.text.y</w:t>
-            </w:r>
-            <w:proofErr w:type="spellEnd"/>
-            <w:r>
-              <w:t xml:space="preserve"> = </w:t>
-            </w:r>
-            <w:proofErr w:type="spellStart"/>
-            <w:r>
-              <w:t>element_text</w:t>
-            </w:r>
-            <w:proofErr w:type="spellEnd"/>
-            <w:r>
-              <w:t>(size=1</w:t>
-            </w:r>
-            <w:r>
-              <w:t>1</w:t>
-            </w:r>
-            <w:r>
-              <w:t xml:space="preserve">), </w:t>
+              <w:rPr>
+                <w:rFonts w:ascii="Arial" w:hAnsi="Arial" w:cs="Arial"/>
+                <w:color w:val="000000"/>
+              </w:rPr>
+              <w:t>axis.text.y = element_text(size = 11),</w:t>
             </w:r>
           </w:p>
           <w:p>
             <w:pPr>
-              <w:widowControl w:val="0"/>
-              <w:spacing w:after="0"/>
+              <w:pStyle w:val="NormalWeb"/>
+              <w:spacing w:before="0" w:beforeAutospacing="0" w:after="0" w:afterAutospacing="0"/>
             </w:pPr>
-            <w:proofErr w:type="spellStart"/>
             <w:r>
-              <w:t>plot.title</w:t>
-            </w:r>
-            <w:proofErr w:type="spellEnd"/>
-            <w:r>
-              <w:t xml:space="preserve"> = </w:t>
-            </w:r>
-            <w:proofErr w:type="spellStart"/>
-            <w:r>
-              <w:t>element_text</w:t>
-            </w:r>
-            <w:proofErr w:type="spellEnd"/>
-            <w:r>
-              <w:t>(size=</w:t>
-            </w:r>
-            <w:r>
-              <w:t>13</w:t>
-            </w:r>
-            <w:r>
-              <w:t xml:space="preserve">), </w:t>
+              <w:rPr>
+                <w:rFonts w:ascii="Arial" w:hAnsi="Arial" w:cs="Arial"/>
+                <w:color w:val="000000"/>
+              </w:rPr>
+              <w:t>plot.title = element_text(size = 13),</w:t>
             </w:r>
           </w:p>
           <w:p>
             <w:pPr>
-              <w:widowControl w:val="0"/>
-              <w:spacing w:after="0"/>
+              <w:pStyle w:val="NormalWeb"/>
+              <w:spacing w:before="0" w:beforeAutospacing="0" w:after="0" w:afterAutospacing="0"/>
             </w:pPr>
-            <w:proofErr w:type="spellStart"/>
             <w:r>
-              <w:t>legend.text</w:t>
+              <w:rPr>
+                <w:rFonts w:ascii="Arial" w:hAnsi="Arial" w:cs="Arial"/>
+                <w:color w:val="000000"/>
+              </w:rPr>
+              <w:t>legend.text = element_text(size = 12))</w:t>
             </w:r>
-            <w:proofErr w:type="spellEnd"/>
-            <w:r>
-              <w:t xml:space="preserve"> = </w:t>
-            </w:r>
-            <w:proofErr w:type="spellStart"/>
-            <w:r>
-              <w:t>element_text</w:t>
-            </w:r>
-            <w:proofErr w:type="spellEnd"/>
-            <w:r>
-              <w:t>(size=1</w:t>
-            </w:r>
-            <w:r>
-              <w:t>2</w:t>
-            </w:r>
-            <w:r>
-              <w:t>))</w:t>
-            </w:r>
-            <w:bookmarkEnd w:id="1"/>
           </w:p>
         </w:tc>
       </w:tr>
@@ -1402,7 +1161,7 @@
               </w:rPr>
               <w:t>Of the GSS respondents, </w:t>
             </w:r>
-            <w:bookmarkStart w:id="2" w:name="_Hlk229405358"/>
+            <w:bookmarkStart w:id="1" w:name="_Hlk229405358"/>
             <w:r>
               <w:rPr>
                 <w:lang w:val="en-US"/>
@@ -1445,14 +1204,14 @@
               </w:rPr>
               <w:t>nation’s education system</w:t>
             </w:r>
-            <w:bookmarkEnd w:id="2"/>
+            <w:bookmarkEnd w:id="1"/>
             <w:r>
               <w:rPr>
                 <w:lang w:val="en-US"/>
               </w:rPr>
               <w:t xml:space="preserve">, </w:t>
             </w:r>
-            <w:bookmarkStart w:id="3" w:name="_Hlk229405383"/>
+            <w:bookmarkStart w:id="2" w:name="_Hlk229405383"/>
             <w:r>
               <w:rPr>
                 <w:lang w:val="en-US"/>
@@ -1471,7 +1230,7 @@
               </w:rPr>
               <w:t xml:space="preserve"> of those who think we spend about right on nation’s education system</w:t>
             </w:r>
-            <w:bookmarkEnd w:id="3"/>
+            <w:bookmarkEnd w:id="2"/>
             <w:r>
               <w:rPr>
                 <w:lang w:val="en-US"/>
@@ -1496,7 +1255,7 @@
 </file>
 
 <file path=word/endnotes.xml><?xml version="1.0" encoding="utf-8"?>
-<w:endnotes xmlns:wpc="http://schemas.microsoft.com/office/word/2010/wordprocessingCanvas" xmlns:cx="http://schemas.microsoft.com/office/drawing/2014/chartex" xmlns:cx1="http://schemas.microsoft.com/office/drawing/2015/9/8/chartex" xmlns:cx2="http://schemas.microsoft.com/office/drawing/2015/10/21/chartex" xmlns:cx3="http://schemas.microsoft.com/office/drawing/2016/5/9/chartex" xmlns:cx4="http://schemas.microsoft.com/office/drawing/2016/5/10/chartex" xmlns:cx5="http://schemas.microsoft.com/office/drawing/2016/5/11/chartex" xmlns:cx6="http://schemas.microsoft.com/office/drawing/2016/5/12/chartex" xmlns:cx7="http://schemas.microsoft.com/office/drawing/2016/5/13/chartex" xmlns:cx8="http://schemas.microsoft.com/office/drawing/2016/5/14/chartex" xmlns:mc="http://schemas.openxmlformats.org/markup-compatibility/2006" xmlns:aink="http://schemas.microsoft.com/office/drawing/2016/ink" xmlns:am3d="http://schemas.microsoft.com/office/drawing/2017/model3d" xmlns:o="urn:schemas-microsoft-com:office:office" xmlns:oel="http://schemas.microsoft.com/office/2019/extlst" xmlns:r="http://schemas.openxmlformats.org/officeDocument/2006/relationships" xmlns:m="http://schemas.openxmlformats.org/officeDocument/2006/math" xmlns:v="urn:schemas-microsoft-com:vml" xmlns:wp14="http://schemas.microsoft.com/office/word/2010/wordprocessingDrawing" xmlns:wp="http://schemas.openxmlformats.org/drawingml/2006/wordprocessingDrawing" xmlns:w10="urn:schemas-microsoft-com:office:word" xmlns:w="http://schemas.openxmlformats.org/wordprocessingml/2006/main" xmlns:w14="http://schemas.microsoft.com/office/word/2010/wordml" xmlns:w15="http://schemas.microsoft.com/office/word/2012/wordml" xmlns:w16cex="http://schemas.microsoft.com/office/word/2018/wordml/cex" xmlns:w16cid="http://schemas.microsoft.com/office/word/2016/wordml/cid" xmlns:w16="http://schemas.microsoft.com/office/word/2018/wordml" xmlns:w16du="http://schemas.microsoft.com/office/word/2023/wordml/word16du" xmlns:w16sdtdh="http://schemas.microsoft.com/office/word/2020/wordml/sdtdatahash" xmlns:w16sdtfl="http://schemas.microsoft.com/office/word/2024/wordml/sdtformatlock" xmlns:w16se="http://schemas.microsoft.com/office/word/2015/wordml/symex" xmlns:wpg="http://schemas.microsoft.com/office/word/2010/wordprocessingGroup" xmlns:wpi="http://schemas.microsoft.com/office/word/2010/wordprocessingInk" xmlns:wne="http://schemas.microsoft.com/office/word/2006/wordml" xmlns:wps="http://schemas.microsoft.com/office/word/2010/wordprocessingShape" mc:Ignorable="w14 w15 w16se w16cid w16 w16cex w16sdtdh w16sdtfl w16du wp14">
+<w:endnotes xmlns:wpc="http://schemas.microsoft.com/office/word/2010/wordprocessingCanvas" xmlns:cx="http://schemas.microsoft.com/office/drawing/2014/chartex" xmlns:cx1="http://schemas.microsoft.com/office/drawing/2015/9/8/chartex" xmlns:cx2="http://schemas.microsoft.com/office/drawing/2015/10/21/chartex" xmlns:cx3="http://schemas.microsoft.com/office/drawing/2016/5/9/chartex" xmlns:cx4="http://schemas.microsoft.com/office/drawing/2016/5/10/chartex" xmlns:cx5="http://schemas.microsoft.com/office/drawing/2016/5/11/chartex" xmlns:cx6="http://schemas.microsoft.com/office/drawing/2016/5/12/chartex" xmlns:cx7="http://schemas.microsoft.com/office/drawing/2016/5/13/chartex" xmlns:cx8="http://schemas.microsoft.com/office/drawing/2016/5/14/chartex" xmlns:mc="http://schemas.openxmlformats.org/markup-compatibility/2006" xmlns:m="http://schemas.openxmlformats.org/officeDocument/2006/math" xmlns:aink="http://schemas.microsoft.com/office/drawing/2016/ink" xmlns:am3d="http://schemas.microsoft.com/office/drawing/2017/model3d" xmlns:oel="http://schemas.microsoft.com/office/2019/extlst" xmlns:r="http://schemas.openxmlformats.org/officeDocument/2006/relationships" xmlns:wp14="http://schemas.microsoft.com/office/word/2010/wordprocessingDrawing" xmlns:wp="http://schemas.openxmlformats.org/drawingml/2006/wordprocessingDrawing" xmlns:wpg="http://schemas.microsoft.com/office/word/2010/wordprocessingGroup" xmlns:wpi="http://schemas.microsoft.com/office/word/2010/wordprocessingInk" xmlns:wps="http://schemas.microsoft.com/office/word/2010/wordprocessingShape" xmlns:o="urn:schemas-microsoft-com:office:office" xmlns:v="urn:schemas-microsoft-com:vml" xmlns:w10="urn:schemas-microsoft-com:office:word" xmlns:w="http://schemas.openxmlformats.org/wordprocessingml/2006/main" xmlns:w14="http://schemas.microsoft.com/office/word/2010/wordml" xmlns:w15="http://schemas.microsoft.com/office/word/2012/wordml" xmlns:w16cex="http://schemas.microsoft.com/office/word/2018/wordml/cex" xmlns:w16cid="http://schemas.microsoft.com/office/word/2016/wordml/cid" xmlns:w16="http://schemas.microsoft.com/office/word/2018/wordml" xmlns:w16sdtdh="http://schemas.microsoft.com/office/word/2020/wordml/sdtdatahash" xmlns:w16sdtfl="http://schemas.microsoft.com/office/word/2024/wordml/sdtformatlock" xmlns:w16se="http://schemas.microsoft.com/office/word/2015/wordml/symex" xmlns:w16du="http://schemas.microsoft.com/office/word/2023/wordml/word16du" xmlns:wne="http://schemas.microsoft.com/office/word/2006/wordml" mc:Ignorable="w14 w15 w16se w16cid w16 w16cex w16sdtdh w16sdtfl w16du wp14">
   <w:endnote w:type="separator" w:id="-1">
     <w:p>
       <w:r>
@@ -1515,7 +1274,7 @@
 </file>
 
 <file path=word/footer1.xml><?xml version="1.0" encoding="utf-8"?>
-<w:ftr xmlns:wpc="http://schemas.microsoft.com/office/word/2010/wordprocessingCanvas" xmlns:cx="http://schemas.microsoft.com/office/drawing/2014/chartex" xmlns:cx1="http://schemas.microsoft.com/office/drawing/2015/9/8/chartex" xmlns:cx2="http://schemas.microsoft.com/office/drawing/2015/10/21/chartex" xmlns:cx3="http://schemas.microsoft.com/office/drawing/2016/5/9/chartex" xmlns:cx4="http://schemas.microsoft.com/office/drawing/2016/5/10/chartex" xmlns:cx5="http://schemas.microsoft.com/office/drawing/2016/5/11/chartex" xmlns:cx6="http://schemas.microsoft.com/office/drawing/2016/5/12/chartex" xmlns:cx7="http://schemas.microsoft.com/office/drawing/2016/5/13/chartex" xmlns:cx8="http://schemas.microsoft.com/office/drawing/2016/5/14/chartex" xmlns:mc="http://schemas.openxmlformats.org/markup-compatibility/2006" xmlns:aink="http://schemas.microsoft.com/office/drawing/2016/ink" xmlns:am3d="http://schemas.microsoft.com/office/drawing/2017/model3d" xmlns:o="urn:schemas-microsoft-com:office:office" xmlns:oel="http://schemas.microsoft.com/office/2019/extlst" xmlns:r="http://schemas.openxmlformats.org/officeDocument/2006/relationships" xmlns:m="http://schemas.openxmlformats.org/officeDocument/2006/math" xmlns:v="urn:schemas-microsoft-com:vml" xmlns:wp14="http://schemas.microsoft.com/office/word/2010/wordprocessingDrawing" xmlns:wp="http://schemas.openxmlformats.org/drawingml/2006/wordprocessingDrawing" xmlns:w10="urn:schemas-microsoft-com:office:word" xmlns:w="http://schemas.openxmlformats.org/wordprocessingml/2006/main" xmlns:w14="http://schemas.microsoft.com/office/word/2010/wordml" xmlns:w15="http://schemas.microsoft.com/office/word/2012/wordml" xmlns:w16cex="http://schemas.microsoft.com/office/word/2018/wordml/cex" xmlns:w16cid="http://schemas.microsoft.com/office/word/2016/wordml/cid" xmlns:w16="http://schemas.microsoft.com/office/word/2018/wordml" xmlns:w16du="http://schemas.microsoft.com/office/word/2023/wordml/word16du" xmlns:w16sdtdh="http://schemas.microsoft.com/office/word/2020/wordml/sdtdatahash" xmlns:w16sdtfl="http://schemas.microsoft.com/office/word/2024/wordml/sdtformatlock" xmlns:w16se="http://schemas.microsoft.com/office/word/2015/wordml/symex" xmlns:wpg="http://schemas.microsoft.com/office/word/2010/wordprocessingGroup" xmlns:wpi="http://schemas.microsoft.com/office/word/2010/wordprocessingInk" xmlns:wne="http://schemas.microsoft.com/office/word/2006/wordml" xmlns:wps="http://schemas.microsoft.com/office/word/2010/wordprocessingShape" mc:Ignorable="w14 w15 w16se w16cid w16 w16cex w16sdtdh w16sdtfl w16du wp14">
+<w:ftr xmlns:wpc="http://schemas.microsoft.com/office/word/2010/wordprocessingCanvas" xmlns:cx="http://schemas.microsoft.com/office/drawing/2014/chartex" xmlns:cx1="http://schemas.microsoft.com/office/drawing/2015/9/8/chartex" xmlns:cx2="http://schemas.microsoft.com/office/drawing/2015/10/21/chartex" xmlns:cx3="http://schemas.microsoft.com/office/drawing/2016/5/9/chartex" xmlns:cx4="http://schemas.microsoft.com/office/drawing/2016/5/10/chartex" xmlns:cx5="http://schemas.microsoft.com/office/drawing/2016/5/11/chartex" xmlns:cx6="http://schemas.microsoft.com/office/drawing/2016/5/12/chartex" xmlns:cx7="http://schemas.microsoft.com/office/drawing/2016/5/13/chartex" xmlns:cx8="http://schemas.microsoft.com/office/drawing/2016/5/14/chartex" xmlns:mc="http://schemas.openxmlformats.org/markup-compatibility/2006" xmlns:m="http://schemas.openxmlformats.org/officeDocument/2006/math" xmlns:aink="http://schemas.microsoft.com/office/drawing/2016/ink" xmlns:am3d="http://schemas.microsoft.com/office/drawing/2017/model3d" xmlns:oel="http://schemas.microsoft.com/office/2019/extlst" xmlns:r="http://schemas.openxmlformats.org/officeDocument/2006/relationships" xmlns:wp14="http://schemas.microsoft.com/office/word/2010/wordprocessingDrawing" xmlns:wp="http://schemas.openxmlformats.org/drawingml/2006/wordprocessingDrawing" xmlns:wpg="http://schemas.microsoft.com/office/word/2010/wordprocessingGroup" xmlns:wpi="http://schemas.microsoft.com/office/word/2010/wordprocessingInk" xmlns:wps="http://schemas.microsoft.com/office/word/2010/wordprocessingShape" xmlns:o="urn:schemas-microsoft-com:office:office" xmlns:v="urn:schemas-microsoft-com:vml" xmlns:w10="urn:schemas-microsoft-com:office:word" xmlns:w="http://schemas.openxmlformats.org/wordprocessingml/2006/main" xmlns:w14="http://schemas.microsoft.com/office/word/2010/wordml" xmlns:w15="http://schemas.microsoft.com/office/word/2012/wordml" xmlns:w16cex="http://schemas.microsoft.com/office/word/2018/wordml/cex" xmlns:w16cid="http://schemas.microsoft.com/office/word/2016/wordml/cid" xmlns:w16="http://schemas.microsoft.com/office/word/2018/wordml" xmlns:w16sdtdh="http://schemas.microsoft.com/office/word/2020/wordml/sdtdatahash" xmlns:w16sdtfl="http://schemas.microsoft.com/office/word/2024/wordml/sdtformatlock" xmlns:w16se="http://schemas.microsoft.com/office/word/2015/wordml/symex" xmlns:w16du="http://schemas.microsoft.com/office/word/2023/wordml/word16du" xmlns:wne="http://schemas.microsoft.com/office/word/2006/wordml" mc:Ignorable="w14 w15 w16se w16cid w16 w16cex w16sdtdh w16sdtfl w16du wp14">
   <w:sdt>
     <w:sdtPr>
       <w:rPr>
@@ -1573,7 +1332,7 @@
 </file>
 
 <file path=word/footer2.xml><?xml version="1.0" encoding="utf-8"?>
-<w:ftr xmlns:wpc="http://schemas.microsoft.com/office/word/2010/wordprocessingCanvas" xmlns:cx="http://schemas.microsoft.com/office/drawing/2014/chartex" xmlns:cx1="http://schemas.microsoft.com/office/drawing/2015/9/8/chartex" xmlns:cx2="http://schemas.microsoft.com/office/drawing/2015/10/21/chartex" xmlns:cx3="http://schemas.microsoft.com/office/drawing/2016/5/9/chartex" xmlns:cx4="http://schemas.microsoft.com/office/drawing/2016/5/10/chartex" xmlns:cx5="http://schemas.microsoft.com/office/drawing/2016/5/11/chartex" xmlns:cx6="http://schemas.microsoft.com/office/drawing/2016/5/12/chartex" xmlns:cx7="http://schemas.microsoft.com/office/drawing/2016/5/13/chartex" xmlns:cx8="http://schemas.microsoft.com/office/drawing/2016/5/14/chartex" xmlns:mc="http://schemas.openxmlformats.org/markup-compatibility/2006" xmlns:aink="http://schemas.microsoft.com/office/drawing/2016/ink" xmlns:am3d="http://schemas.microsoft.com/office/drawing/2017/model3d" xmlns:o="urn:schemas-microsoft-com:office:office" xmlns:oel="http://schemas.microsoft.com/office/2019/extlst" xmlns:r="http://schemas.openxmlformats.org/officeDocument/2006/relationships" xmlns:m="http://schemas.openxmlformats.org/officeDocument/2006/math" xmlns:v="urn:schemas-microsoft-com:vml" xmlns:wp14="http://schemas.microsoft.com/office/word/2010/wordprocessingDrawing" xmlns:wp="http://schemas.openxmlformats.org/drawingml/2006/wordprocessingDrawing" xmlns:w10="urn:schemas-microsoft-com:office:word" xmlns:w="http://schemas.openxmlformats.org/wordprocessingml/2006/main" xmlns:w14="http://schemas.microsoft.com/office/word/2010/wordml" xmlns:w15="http://schemas.microsoft.com/office/word/2012/wordml" xmlns:w16cex="http://schemas.microsoft.com/office/word/2018/wordml/cex" xmlns:w16cid="http://schemas.microsoft.com/office/word/2016/wordml/cid" xmlns:w16="http://schemas.microsoft.com/office/word/2018/wordml" xmlns:w16du="http://schemas.microsoft.com/office/word/2023/wordml/word16du" xmlns:w16sdtdh="http://schemas.microsoft.com/office/word/2020/wordml/sdtdatahash" xmlns:w16sdtfl="http://schemas.microsoft.com/office/word/2024/wordml/sdtformatlock" xmlns:w16se="http://schemas.microsoft.com/office/word/2015/wordml/symex" xmlns:wpg="http://schemas.microsoft.com/office/word/2010/wordprocessingGroup" xmlns:wpi="http://schemas.microsoft.com/office/word/2010/wordprocessingInk" xmlns:wne="http://schemas.microsoft.com/office/word/2006/wordml" xmlns:wps="http://schemas.microsoft.com/office/word/2010/wordprocessingShape" mc:Ignorable="w14 w15 w16se w16cid w16 w16cex w16sdtdh w16sdtfl w16du wp14">
+<w:ftr xmlns:wpc="http://schemas.microsoft.com/office/word/2010/wordprocessingCanvas" xmlns:cx="http://schemas.microsoft.com/office/drawing/2014/chartex" xmlns:cx1="http://schemas.microsoft.com/office/drawing/2015/9/8/chartex" xmlns:cx2="http://schemas.microsoft.com/office/drawing/2015/10/21/chartex" xmlns:cx3="http://schemas.microsoft.com/office/drawing/2016/5/9/chartex" xmlns:cx4="http://schemas.microsoft.com/office/drawing/2016/5/10/chartex" xmlns:cx5="http://schemas.microsoft.com/office/drawing/2016/5/11/chartex" xmlns:cx6="http://schemas.microsoft.com/office/drawing/2016/5/12/chartex" xmlns:cx7="http://schemas.microsoft.com/office/drawing/2016/5/13/chartex" xmlns:cx8="http://schemas.microsoft.com/office/drawing/2016/5/14/chartex" xmlns:mc="http://schemas.openxmlformats.org/markup-compatibility/2006" xmlns:m="http://schemas.openxmlformats.org/officeDocument/2006/math" xmlns:aink="http://schemas.microsoft.com/office/drawing/2016/ink" xmlns:am3d="http://schemas.microsoft.com/office/drawing/2017/model3d" xmlns:oel="http://schemas.microsoft.com/office/2019/extlst" xmlns:r="http://schemas.openxmlformats.org/officeDocument/2006/relationships" xmlns:wp14="http://schemas.microsoft.com/office/word/2010/wordprocessingDrawing" xmlns:wp="http://schemas.openxmlformats.org/drawingml/2006/wordprocessingDrawing" xmlns:wpg="http://schemas.microsoft.com/office/word/2010/wordprocessingGroup" xmlns:wpi="http://schemas.microsoft.com/office/word/2010/wordprocessingInk" xmlns:wps="http://schemas.microsoft.com/office/word/2010/wordprocessingShape" xmlns:o="urn:schemas-microsoft-com:office:office" xmlns:v="urn:schemas-microsoft-com:vml" xmlns:w10="urn:schemas-microsoft-com:office:word" xmlns:w="http://schemas.openxmlformats.org/wordprocessingml/2006/main" xmlns:w14="http://schemas.microsoft.com/office/word/2010/wordml" xmlns:w15="http://schemas.microsoft.com/office/word/2012/wordml" xmlns:w16cex="http://schemas.microsoft.com/office/word/2018/wordml/cex" xmlns:w16cid="http://schemas.microsoft.com/office/word/2016/wordml/cid" xmlns:w16="http://schemas.microsoft.com/office/word/2018/wordml" xmlns:w16sdtdh="http://schemas.microsoft.com/office/word/2020/wordml/sdtdatahash" xmlns:w16sdtfl="http://schemas.microsoft.com/office/word/2024/wordml/sdtformatlock" xmlns:w16se="http://schemas.microsoft.com/office/word/2015/wordml/symex" xmlns:w16du="http://schemas.microsoft.com/office/word/2023/wordml/word16du" xmlns:wne="http://schemas.microsoft.com/office/word/2006/wordml" mc:Ignorable="w14 w15 w16se w16cid w16 w16cex w16sdtdh w16sdtfl w16du wp14">
   <w:sdt>
     <w:sdtPr>
       <w:rPr>
@@ -1638,7 +1397,7 @@
 </file>
 
 <file path=word/footnotes.xml><?xml version="1.0" encoding="utf-8"?>
-<w:footnotes xmlns:wpc="http://schemas.microsoft.com/office/word/2010/wordprocessingCanvas" xmlns:cx="http://schemas.microsoft.com/office/drawing/2014/chartex" xmlns:cx1="http://schemas.microsoft.com/office/drawing/2015/9/8/chartex" xmlns:cx2="http://schemas.microsoft.com/office/drawing/2015/10/21/chartex" xmlns:cx3="http://schemas.microsoft.com/office/drawing/2016/5/9/chartex" xmlns:cx4="http://schemas.microsoft.com/office/drawing/2016/5/10/chartex" xmlns:cx5="http://schemas.microsoft.com/office/drawing/2016/5/11/chartex" xmlns:cx6="http://schemas.microsoft.com/office/drawing/2016/5/12/chartex" xmlns:cx7="http://schemas.microsoft.com/office/drawing/2016/5/13/chartex" xmlns:cx8="http://schemas.microsoft.com/office/drawing/2016/5/14/chartex" xmlns:mc="http://schemas.openxmlformats.org/markup-compatibility/2006" xmlns:aink="http://schemas.microsoft.com/office/drawing/2016/ink" xmlns:am3d="http://schemas.microsoft.com/office/drawing/2017/model3d" xmlns:o="urn:schemas-microsoft-com:office:office" xmlns:oel="http://schemas.microsoft.com/office/2019/extlst" xmlns:r="http://schemas.openxmlformats.org/officeDocument/2006/relationships" xmlns:m="http://schemas.openxmlformats.org/officeDocument/2006/math" xmlns:v="urn:schemas-microsoft-com:vml" xmlns:wp14="http://schemas.microsoft.com/office/word/2010/wordprocessingDrawing" xmlns:wp="http://schemas.openxmlformats.org/drawingml/2006/wordprocessingDrawing" xmlns:w10="urn:schemas-microsoft-com:office:word" xmlns:w="http://schemas.openxmlformats.org/wordprocessingml/2006/main" xmlns:w14="http://schemas.microsoft.com/office/word/2010/wordml" xmlns:w15="http://schemas.microsoft.com/office/word/2012/wordml" xmlns:w16cex="http://schemas.microsoft.com/office/word/2018/wordml/cex" xmlns:w16cid="http://schemas.microsoft.com/office/word/2016/wordml/cid" xmlns:w16="http://schemas.microsoft.com/office/word/2018/wordml" xmlns:w16du="http://schemas.microsoft.com/office/word/2023/wordml/word16du" xmlns:w16sdtdh="http://schemas.microsoft.com/office/word/2020/wordml/sdtdatahash" xmlns:w16sdtfl="http://schemas.microsoft.com/office/word/2024/wordml/sdtformatlock" xmlns:w16se="http://schemas.microsoft.com/office/word/2015/wordml/symex" xmlns:wpg="http://schemas.microsoft.com/office/word/2010/wordprocessingGroup" xmlns:wpi="http://schemas.microsoft.com/office/word/2010/wordprocessingInk" xmlns:wne="http://schemas.microsoft.com/office/word/2006/wordml" xmlns:wps="http://schemas.microsoft.com/office/word/2010/wordprocessingShape" mc:Ignorable="w14 w15 w16se w16cid w16 w16cex w16sdtdh w16sdtfl w16du wp14">
+<w:footnotes xmlns:wpc="http://schemas.microsoft.com/office/word/2010/wordprocessingCanvas" xmlns:cx="http://schemas.microsoft.com/office/drawing/2014/chartex" xmlns:cx1="http://schemas.microsoft.com/office/drawing/2015/9/8/chartex" xmlns:cx2="http://schemas.microsoft.com/office/drawing/2015/10/21/chartex" xmlns:cx3="http://schemas.microsoft.com/office/drawing/2016/5/9/chartex" xmlns:cx4="http://schemas.microsoft.com/office/drawing/2016/5/10/chartex" xmlns:cx5="http://schemas.microsoft.com/office/drawing/2016/5/11/chartex" xmlns:cx6="http://schemas.microsoft.com/office/drawing/2016/5/12/chartex" xmlns:cx7="http://schemas.microsoft.com/office/drawing/2016/5/13/chartex" xmlns:cx8="http://schemas.microsoft.com/office/drawing/2016/5/14/chartex" xmlns:mc="http://schemas.openxmlformats.org/markup-compatibility/2006" xmlns:m="http://schemas.openxmlformats.org/officeDocument/2006/math" xmlns:aink="http://schemas.microsoft.com/office/drawing/2016/ink" xmlns:am3d="http://schemas.microsoft.com/office/drawing/2017/model3d" xmlns:oel="http://schemas.microsoft.com/office/2019/extlst" xmlns:r="http://schemas.openxmlformats.org/officeDocument/2006/relationships" xmlns:wp14="http://schemas.microsoft.com/office/word/2010/wordprocessingDrawing" xmlns:wp="http://schemas.openxmlformats.org/drawingml/2006/wordprocessingDrawing" xmlns:wpg="http://schemas.microsoft.com/office/word/2010/wordprocessingGroup" xmlns:wpi="http://schemas.microsoft.com/office/word/2010/wordprocessingInk" xmlns:wps="http://schemas.microsoft.com/office/word/2010/wordprocessingShape" xmlns:o="urn:schemas-microsoft-com:office:office" xmlns:v="urn:schemas-microsoft-com:vml" xmlns:w10="urn:schemas-microsoft-com:office:word" xmlns:w="http://schemas.openxmlformats.org/wordprocessingml/2006/main" xmlns:w14="http://schemas.microsoft.com/office/word/2010/wordml" xmlns:w15="http://schemas.microsoft.com/office/word/2012/wordml" xmlns:w16cex="http://schemas.microsoft.com/office/word/2018/wordml/cex" xmlns:w16cid="http://schemas.microsoft.com/office/word/2016/wordml/cid" xmlns:w16="http://schemas.microsoft.com/office/word/2018/wordml" xmlns:w16sdtdh="http://schemas.microsoft.com/office/word/2020/wordml/sdtdatahash" xmlns:w16sdtfl="http://schemas.microsoft.com/office/word/2024/wordml/sdtformatlock" xmlns:w16se="http://schemas.microsoft.com/office/word/2015/wordml/symex" xmlns:w16du="http://schemas.microsoft.com/office/word/2023/wordml/word16du" xmlns:wne="http://schemas.microsoft.com/office/word/2006/wordml" mc:Ignorable="w14 w15 w16se w16cid w16 w16cex w16sdtdh w16sdtfl w16du wp14">
   <w:footnote w:type="separator" w:id="-1">
     <w:p>
       <w:r>
@@ -1657,7 +1416,7 @@
 </file>
 
 <file path=word/header1.xml><?xml version="1.0" encoding="utf-8"?>
-<w:hdr xmlns:wpc="http://schemas.microsoft.com/office/word/2010/wordprocessingCanvas" xmlns:cx="http://schemas.microsoft.com/office/drawing/2014/chartex" xmlns:cx1="http://schemas.microsoft.com/office/drawing/2015/9/8/chartex" xmlns:cx2="http://schemas.microsoft.com/office/drawing/2015/10/21/chartex" xmlns:cx3="http://schemas.microsoft.com/office/drawing/2016/5/9/chartex" xmlns:cx4="http://schemas.microsoft.com/office/drawing/2016/5/10/chartex" xmlns:cx5="http://schemas.microsoft.com/office/drawing/2016/5/11/chartex" xmlns:cx6="http://schemas.microsoft.com/office/drawing/2016/5/12/chartex" xmlns:cx7="http://schemas.microsoft.com/office/drawing/2016/5/13/chartex" xmlns:cx8="http://schemas.microsoft.com/office/drawing/2016/5/14/chartex" xmlns:mc="http://schemas.openxmlformats.org/markup-compatibility/2006" xmlns:aink="http://schemas.microsoft.com/office/drawing/2016/ink" xmlns:am3d="http://schemas.microsoft.com/office/drawing/2017/model3d" xmlns:o="urn:schemas-microsoft-com:office:office" xmlns:oel="http://schemas.microsoft.com/office/2019/extlst" xmlns:r="http://schemas.openxmlformats.org/officeDocument/2006/relationships" xmlns:m="http://schemas.openxmlformats.org/officeDocument/2006/math" xmlns:v="urn:schemas-microsoft-com:vml" xmlns:wp14="http://schemas.microsoft.com/office/word/2010/wordprocessingDrawing" xmlns:wp="http://schemas.openxmlformats.org/drawingml/2006/wordprocessingDrawing" xmlns:w10="urn:schemas-microsoft-com:office:word" xmlns:w="http://schemas.openxmlformats.org/wordprocessingml/2006/main" xmlns:w14="http://schemas.microsoft.com/office/word/2010/wordml" xmlns:w15="http://schemas.microsoft.com/office/word/2012/wordml" xmlns:w16cex="http://schemas.microsoft.com/office/word/2018/wordml/cex" xmlns:w16cid="http://schemas.microsoft.com/office/word/2016/wordml/cid" xmlns:w16="http://schemas.microsoft.com/office/word/2018/wordml" xmlns:w16du="http://schemas.microsoft.com/office/word/2023/wordml/word16du" xmlns:w16sdtdh="http://schemas.microsoft.com/office/word/2020/wordml/sdtdatahash" xmlns:w16sdtfl="http://schemas.microsoft.com/office/word/2024/wordml/sdtformatlock" xmlns:w16se="http://schemas.microsoft.com/office/word/2015/wordml/symex" xmlns:wpg="http://schemas.microsoft.com/office/word/2010/wordprocessingGroup" xmlns:wpi="http://schemas.microsoft.com/office/word/2010/wordprocessingInk" xmlns:wne="http://schemas.microsoft.com/office/word/2006/wordml" xmlns:wps="http://schemas.microsoft.com/office/word/2010/wordprocessingShape" mc:Ignorable="w14 w15 w16se w16cid w16 w16cex w16sdtdh w16sdtfl w16du wp14">
+<w:hdr xmlns:wpc="http://schemas.microsoft.com/office/word/2010/wordprocessingCanvas" xmlns:cx="http://schemas.microsoft.com/office/drawing/2014/chartex" xmlns:cx1="http://schemas.microsoft.com/office/drawing/2015/9/8/chartex" xmlns:cx2="http://schemas.microsoft.com/office/drawing/2015/10/21/chartex" xmlns:cx3="http://schemas.microsoft.com/office/drawing/2016/5/9/chartex" xmlns:cx4="http://schemas.microsoft.com/office/drawing/2016/5/10/chartex" xmlns:cx5="http://schemas.microsoft.com/office/drawing/2016/5/11/chartex" xmlns:cx6="http://schemas.microsoft.com/office/drawing/2016/5/12/chartex" xmlns:cx7="http://schemas.microsoft.com/office/drawing/2016/5/13/chartex" xmlns:cx8="http://schemas.microsoft.com/office/drawing/2016/5/14/chartex" xmlns:mc="http://schemas.openxmlformats.org/markup-compatibility/2006" xmlns:m="http://schemas.openxmlformats.org/officeDocument/2006/math" xmlns:aink="http://schemas.microsoft.com/office/drawing/2016/ink" xmlns:am3d="http://schemas.microsoft.com/office/drawing/2017/model3d" xmlns:oel="http://schemas.microsoft.com/office/2019/extlst" xmlns:r="http://schemas.openxmlformats.org/officeDocument/2006/relationships" xmlns:wp14="http://schemas.microsoft.com/office/word/2010/wordprocessingDrawing" xmlns:wp="http://schemas.openxmlformats.org/drawingml/2006/wordprocessingDrawing" xmlns:wpg="http://schemas.microsoft.com/office/word/2010/wordprocessingGroup" xmlns:wpi="http://schemas.microsoft.com/office/word/2010/wordprocessingInk" xmlns:wps="http://schemas.microsoft.com/office/word/2010/wordprocessingShape" xmlns:o="urn:schemas-microsoft-com:office:office" xmlns:v="urn:schemas-microsoft-com:vml" xmlns:w10="urn:schemas-microsoft-com:office:word" xmlns:w="http://schemas.openxmlformats.org/wordprocessingml/2006/main" xmlns:w14="http://schemas.microsoft.com/office/word/2010/wordml" xmlns:w15="http://schemas.microsoft.com/office/word/2012/wordml" xmlns:w16cex="http://schemas.microsoft.com/office/word/2018/wordml/cex" xmlns:w16cid="http://schemas.microsoft.com/office/word/2016/wordml/cid" xmlns:w16="http://schemas.microsoft.com/office/word/2018/wordml" xmlns:w16sdtdh="http://schemas.microsoft.com/office/word/2020/wordml/sdtdatahash" xmlns:w16sdtfl="http://schemas.microsoft.com/office/word/2024/wordml/sdtformatlock" xmlns:w16se="http://schemas.microsoft.com/office/word/2015/wordml/symex" xmlns:w16du="http://schemas.microsoft.com/office/word/2023/wordml/word16du" xmlns:wne="http://schemas.microsoft.com/office/word/2006/wordml" mc:Ignorable="w14 w15 w16se w16cid w16 w16cex w16sdtdh w16sdtfl w16du wp14">
   <w:p>
     <w:pPr>
       <w:pStyle w:val="Logo"/>
@@ -1707,7 +1466,7 @@
 </file>
 
 <file path=word/numbering.xml><?xml version="1.0" encoding="utf-8"?>
-<w:numbering xmlns:wpc="http://schemas.microsoft.com/office/word/2010/wordprocessingCanvas" xmlns:cx="http://schemas.microsoft.com/office/drawing/2014/chartex" xmlns:cx1="http://schemas.microsoft.com/office/drawing/2015/9/8/chartex" xmlns:cx2="http://schemas.microsoft.com/office/drawing/2015/10/21/chartex" xmlns:cx3="http://schemas.microsoft.com/office/drawing/2016/5/9/chartex" xmlns:cx4="http://schemas.microsoft.com/office/drawing/2016/5/10/chartex" xmlns:cx5="http://schemas.microsoft.com/office/drawing/2016/5/11/chartex" xmlns:cx6="http://schemas.microsoft.com/office/drawing/2016/5/12/chartex" xmlns:cx7="http://schemas.microsoft.com/office/drawing/2016/5/13/chartex" xmlns:cx8="http://schemas.microsoft.com/office/drawing/2016/5/14/chartex" xmlns:mc="http://schemas.openxmlformats.org/markup-compatibility/2006" xmlns:aink="http://schemas.microsoft.com/office/drawing/2016/ink" xmlns:am3d="http://schemas.microsoft.com/office/drawing/2017/model3d" xmlns:o="urn:schemas-microsoft-com:office:office" xmlns:oel="http://schemas.microsoft.com/office/2019/extlst" xmlns:r="http://schemas.openxmlformats.org/officeDocument/2006/relationships" xmlns:m="http://schemas.openxmlformats.org/officeDocument/2006/math" xmlns:v="urn:schemas-microsoft-com:vml" xmlns:wp14="http://schemas.microsoft.com/office/word/2010/wordprocessingDrawing" xmlns:wp="http://schemas.openxmlformats.org/drawingml/2006/wordprocessingDrawing" xmlns:w10="urn:schemas-microsoft-com:office:word" xmlns:w="http://schemas.openxmlformats.org/wordprocessingml/2006/main" xmlns:w14="http://schemas.microsoft.com/office/word/2010/wordml" xmlns:w15="http://schemas.microsoft.com/office/word/2012/wordml" xmlns:w16cex="http://schemas.microsoft.com/office/word/2018/wordml/cex" xmlns:w16cid="http://schemas.microsoft.com/office/word/2016/wordml/cid" xmlns:w16="http://schemas.microsoft.com/office/word/2018/wordml" xmlns:w16du="http://schemas.microsoft.com/office/word/2023/wordml/word16du" xmlns:w16sdtdh="http://schemas.microsoft.com/office/word/2020/wordml/sdtdatahash" xmlns:w16sdtfl="http://schemas.microsoft.com/office/word/2024/wordml/sdtformatlock" xmlns:w16se="http://schemas.microsoft.com/office/word/2015/wordml/symex" xmlns:wpg="http://schemas.microsoft.com/office/word/2010/wordprocessingGroup" xmlns:wpi="http://schemas.microsoft.com/office/word/2010/wordprocessingInk" xmlns:wne="http://schemas.microsoft.com/office/word/2006/wordml" xmlns:wps="http://schemas.microsoft.com/office/word/2010/wordprocessingShape" mc:Ignorable="w14 w15 w16se w16cid w16 w16cex w16sdtdh w16sdtfl w16du wp14">
+<w:numbering xmlns:wpc="http://schemas.microsoft.com/office/word/2010/wordprocessingCanvas" xmlns:cx="http://schemas.microsoft.com/office/drawing/2014/chartex" xmlns:cx1="http://schemas.microsoft.com/office/drawing/2015/9/8/chartex" xmlns:cx2="http://schemas.microsoft.com/office/drawing/2015/10/21/chartex" xmlns:cx3="http://schemas.microsoft.com/office/drawing/2016/5/9/chartex" xmlns:cx4="http://schemas.microsoft.com/office/drawing/2016/5/10/chartex" xmlns:cx5="http://schemas.microsoft.com/office/drawing/2016/5/11/chartex" xmlns:cx6="http://schemas.microsoft.com/office/drawing/2016/5/12/chartex" xmlns:cx7="http://schemas.microsoft.com/office/drawing/2016/5/13/chartex" xmlns:cx8="http://schemas.microsoft.com/office/drawing/2016/5/14/chartex" xmlns:mc="http://schemas.openxmlformats.org/markup-compatibility/2006" xmlns:m="http://schemas.openxmlformats.org/officeDocument/2006/math" xmlns:aink="http://schemas.microsoft.com/office/drawing/2016/ink" xmlns:am3d="http://schemas.microsoft.com/office/drawing/2017/model3d" xmlns:oel="http://schemas.microsoft.com/office/2019/extlst" xmlns:r="http://schemas.openxmlformats.org/officeDocument/2006/relationships" xmlns:wp14="http://schemas.microsoft.com/office/word/2010/wordprocessingDrawing" xmlns:wp="http://schemas.openxmlformats.org/drawingml/2006/wordprocessingDrawing" xmlns:wpg="http://schemas.microsoft.com/office/word/2010/wordprocessingGroup" xmlns:wpi="http://schemas.microsoft.com/office/word/2010/wordprocessingInk" xmlns:wps="http://schemas.microsoft.com/office/word/2010/wordprocessingShape" xmlns:o="urn:schemas-microsoft-com:office:office" xmlns:v="urn:schemas-microsoft-com:vml" xmlns:w10="urn:schemas-microsoft-com:office:word" xmlns:w="http://schemas.openxmlformats.org/wordprocessingml/2006/main" xmlns:w14="http://schemas.microsoft.com/office/word/2010/wordml" xmlns:w15="http://schemas.microsoft.com/office/word/2012/wordml" xmlns:w16cex="http://schemas.microsoft.com/office/word/2018/wordml/cex" xmlns:w16cid="http://schemas.microsoft.com/office/word/2016/wordml/cid" xmlns:w16="http://schemas.microsoft.com/office/word/2018/wordml" xmlns:w16sdtdh="http://schemas.microsoft.com/office/word/2020/wordml/sdtdatahash" xmlns:w16sdtfl="http://schemas.microsoft.com/office/word/2024/wordml/sdtformatlock" xmlns:w16se="http://schemas.microsoft.com/office/word/2015/wordml/symex" xmlns:w16du="http://schemas.microsoft.com/office/word/2023/wordml/word16du" xmlns:wne="http://schemas.microsoft.com/office/word/2006/wordml" mc:Ignorable="w14 w15 w16se w16cid w16 w16cex w16sdtdh w16sdtfl w16du wp14">
   <w:abstractNum w:abstractNumId="0" w15:restartNumberingAfterBreak="0">
     <w:nsid w:val="01F7215A"/>
     <w:multiLevelType w:val="multilevel"/>
@@ -9596,7 +9355,7 @@
 </file>
 
 <file path=word/styles.xml><?xml version="1.0" encoding="utf-8"?>
-<w:styles xmlns:mc="http://schemas.openxmlformats.org/markup-compatibility/2006" xmlns:r="http://schemas.openxmlformats.org/officeDocument/2006/relationships" xmlns:w="http://schemas.openxmlformats.org/wordprocessingml/2006/main" xmlns:w14="http://schemas.microsoft.com/office/word/2010/wordml" xmlns:w15="http://schemas.microsoft.com/office/word/2012/wordml" xmlns:w16cex="http://schemas.microsoft.com/office/word/2018/wordml/cex" xmlns:w16cid="http://schemas.microsoft.com/office/word/2016/wordml/cid" xmlns:w16="http://schemas.microsoft.com/office/word/2018/wordml" xmlns:w16du="http://schemas.microsoft.com/office/word/2023/wordml/word16du" xmlns:w16sdtdh="http://schemas.microsoft.com/office/word/2020/wordml/sdtdatahash" xmlns:w16sdtfl="http://schemas.microsoft.com/office/word/2024/wordml/sdtformatlock" xmlns:w16se="http://schemas.microsoft.com/office/word/2015/wordml/symex" mc:Ignorable="w14 w15 w16se w16cid w16 w16cex w16sdtdh w16sdtfl w16du">
+<w:styles xmlns:mc="http://schemas.openxmlformats.org/markup-compatibility/2006" xmlns:r="http://schemas.openxmlformats.org/officeDocument/2006/relationships" xmlns:w="http://schemas.openxmlformats.org/wordprocessingml/2006/main" xmlns:w14="http://schemas.microsoft.com/office/word/2010/wordml" xmlns:w15="http://schemas.microsoft.com/office/word/2012/wordml" xmlns:w16cex="http://schemas.microsoft.com/office/word/2018/wordml/cex" xmlns:w16cid="http://schemas.microsoft.com/office/word/2016/wordml/cid" xmlns:w16="http://schemas.microsoft.com/office/word/2018/wordml" xmlns:w16sdtdh="http://schemas.microsoft.com/office/word/2020/wordml/sdtdatahash" xmlns:w16sdtfl="http://schemas.microsoft.com/office/word/2024/wordml/sdtformatlock" xmlns:w16se="http://schemas.microsoft.com/office/word/2015/wordml/symex" xmlns:w16du="http://schemas.microsoft.com/office/word/2023/wordml/word16du" mc:Ignorable="w14 w15 w16se w16cid w16 w16cex w16sdtdh w16sdtfl w16du">
   <w:docDefaults>
     <w:rPrDefault>
       <w:rPr>
@@ -11175,7 +10934,6 @@
     <w:name w:val="Normal (Web)"/>
     <w:basedOn w:val="Normal"/>
     <w:uiPriority w:val="99"/>
-    <w:semiHidden/>
     <w:unhideWhenUsed/>
     <w:rsid w:val="005B296E"/>
     <w:pPr>
@@ -12432,28 +12190,28 @@
 </file>
 
 <file path=customXml/item1.xml><?xml version="1.0" encoding="utf-8"?>
-<b:Sources xmlns:b="http://schemas.openxmlformats.org/officeDocument/2006/bibliography" xmlns="http://schemas.openxmlformats.org/officeDocument/2006/bibliography" SelectedStyle="/APASixthEditionOfficeOnline.xsl" StyleName="APA" Version="6"/>
-</file>
-
-<file path=customXml/item2.xml><?xml version="1.0" encoding="utf-8"?>
 <go:gDocsCustomXmlDataStorage xmlns:go="http://customooxmlschemas.google.com/" xmlns:r="http://schemas.openxmlformats.org/officeDocument/2006/relationships" uri="GoogleDocsCustomDataVersion2">
   <go:docsCustomData xmlns:go="http://customooxmlschemas.google.com/" roundtripDataSignature="AMtx7mjNM190Tgsv8Hr7tOEtkBC9xrTWYw==">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</go:docsCustomData>
 </go:gDocsCustomXmlDataStorage>
 </file>
 
-<file path=customXml/itemProps1.xml><?xml version="1.0" encoding="utf-8"?>
-<ds:datastoreItem xmlns:ds="http://schemas.openxmlformats.org/officeDocument/2006/customXml" ds:itemID="{1BF72D80-5CC7-EB46-A118-175E8DAC0E96}">
-  <ds:schemaRefs>
-    <ds:schemaRef ds:uri="http://schemas.openxmlformats.org/officeDocument/2006/bibliography"/>
-  </ds:schemaRefs>
-</ds:datastoreItem>
+<file path=customXml/item2.xml><?xml version="1.0" encoding="utf-8"?>
+<b:Sources xmlns:b="http://schemas.openxmlformats.org/officeDocument/2006/bibliography" xmlns="http://schemas.openxmlformats.org/officeDocument/2006/bibliography" SelectedStyle="/APASixthEditionOfficeOnline.xsl" StyleName="APA" Version="6"/>
 </file>
 
-<file path=customXml/itemProps2.xml><?xml version="1.0" encoding="utf-8"?>
+<file path=customXml/itemProps1.xml><?xml version="1.0" encoding="utf-8"?>
 <ds:datastoreItem xmlns:ds="http://schemas.openxmlformats.org/officeDocument/2006/customXml" ds:itemID="{11111111-1234-1234-1234-123412341234}">
   <ds:schemaRefs>
     <ds:schemaRef ds:uri="http://customooxmlschemas.google.com/"/>
     <ds:schemaRef ds:uri="http://schemas.openxmlformats.org/officeDocument/2006/relationships"/>
   </ds:schemaRefs>
 </ds:datastoreItem>
+</file>
+
+<file path=customXml/itemProps2.xml><?xml version="1.0" encoding="utf-8"?>
+<ds:datastoreItem xmlns:ds="http://schemas.openxmlformats.org/officeDocument/2006/customXml" ds:itemID="{1BF72D80-5CC7-EB46-A118-175E8DAC0E96}">
+  <ds:schemaRefs>
+    <ds:schemaRef ds:uri="http://schemas.openxmlformats.org/officeDocument/2006/bibliography"/>
+  </ds:schemaRefs>
+</ds:datastoreItem>
 </file>
--- a/docs/assets/attachments/modules/09.-visualization/09.1-sample-visualizations.docx
+++ b/docs/assets/attachments/modules/09.-visualization/09.1-sample-visualizations.docx
@@ -68,6 +68,7 @@
       <w:r>
         <w:t xml:space="preserve"> </w:t>
       </w:r>
+      <w:proofErr w:type="spellStart"/>
       <w:r>
         <w:rPr>
           <w:b/>
@@ -77,6 +78,7 @@
         </w:rPr>
         <w:t>natsci</w:t>
       </w:r>
+      <w:proofErr w:type="spellEnd"/>
       <w:r>
         <w:rPr>
           <w:b/>
@@ -102,8 +104,19 @@
           <w:i/>
           <w:iCs/>
         </w:rPr>
-        <w:t>, nateduc</w:t>
+        <w:t xml:space="preserve">, </w:t>
       </w:r>
+      <w:proofErr w:type="spellStart"/>
+      <w:r>
+        <w:rPr>
+          <w:b/>
+          <w:bCs/>
+          <w:i/>
+          <w:iCs/>
+        </w:rPr>
+        <w:t>nateduc</w:t>
+      </w:r>
+      <w:proofErr w:type="spellEnd"/>
       <w:r>
         <w:rPr>
           <w:b/>
@@ -123,8 +136,19 @@
           <w:i/>
           <w:iCs/>
         </w:rPr>
-        <w:t>, natspac</w:t>
+        <w:t xml:space="preserve">, </w:t>
       </w:r>
+      <w:proofErr w:type="spellStart"/>
+      <w:r>
+        <w:rPr>
+          <w:b/>
+          <w:bCs/>
+          <w:i/>
+          <w:iCs/>
+        </w:rPr>
+        <w:t>natspac</w:t>
+      </w:r>
+      <w:proofErr w:type="spellEnd"/>
       <w:r>
         <w:rPr>
           <w:b/>
@@ -296,7 +320,15 @@
             </w:pPr>
             <w:bookmarkStart w:id="0" w:name="OLE_LINK1"/>
             <w:r>
-              <w:t xml:space="preserve">graph &lt;- gss |&gt; </w:t>
+              <w:t xml:space="preserve">graph &lt;- </w:t>
+            </w:r>
+            <w:proofErr w:type="spellStart"/>
+            <w:r>
+              <w:t>gss</w:t>
+            </w:r>
+            <w:proofErr w:type="spellEnd"/>
+            <w:r>
+              <w:t xml:space="preserve"> |&gt; </w:t>
             </w:r>
           </w:p>
           <w:p>
@@ -305,7 +337,31 @@
               <w:spacing w:after="0"/>
             </w:pPr>
             <w:r>
-              <w:t xml:space="preserve">select(natsci, nateduc, natspac) |&gt; </w:t>
+              <w:t>select(</w:t>
+            </w:r>
+            <w:proofErr w:type="spellStart"/>
+            <w:r>
+              <w:t>natsci</w:t>
+            </w:r>
+            <w:proofErr w:type="spellEnd"/>
+            <w:r>
+              <w:t xml:space="preserve">, </w:t>
+            </w:r>
+            <w:proofErr w:type="spellStart"/>
+            <w:r>
+              <w:t>nateduc</w:t>
+            </w:r>
+            <w:proofErr w:type="spellEnd"/>
+            <w:r>
+              <w:t xml:space="preserve">, </w:t>
+            </w:r>
+            <w:proofErr w:type="spellStart"/>
+            <w:r>
+              <w:t>natspac</w:t>
+            </w:r>
+            <w:proofErr w:type="spellEnd"/>
+            <w:r>
+              <w:t xml:space="preserve">) |&gt; </w:t>
             </w:r>
           </w:p>
           <w:p>
@@ -313,8 +369,37 @@
               <w:widowControl w:val="0"/>
               <w:spacing w:after="0"/>
             </w:pPr>
+            <w:proofErr w:type="spellStart"/>
             <w:r>
-              <w:t xml:space="preserve">plot_stackfrq(sort.frq = "first.asc",  geom.colors = "Blues", </w:t>
+              <w:t>plot_stackfrq</w:t>
+            </w:r>
+            <w:proofErr w:type="spellEnd"/>
+            <w:r>
+              <w:t>(</w:t>
+            </w:r>
+            <w:proofErr w:type="spellStart"/>
+            <w:r>
+              <w:t>sort.frq</w:t>
+            </w:r>
+            <w:proofErr w:type="spellEnd"/>
+            <w:r>
+              <w:t xml:space="preserve"> = "</w:t>
+            </w:r>
+            <w:proofErr w:type="spellStart"/>
+            <w:r>
+              <w:t>first.asc</w:t>
+            </w:r>
+            <w:proofErr w:type="spellEnd"/>
+            <w:r>
+              <w:t xml:space="preserve">",  </w:t>
+            </w:r>
+            <w:proofErr w:type="spellStart"/>
+            <w:r>
+              <w:t>geom.colors</w:t>
+            </w:r>
+            <w:proofErr w:type="spellEnd"/>
+            <w:r>
+              <w:t xml:space="preserve"> = "Blues", </w:t>
             </w:r>
           </w:p>
           <w:p>
@@ -322,8 +407,13 @@
               <w:widowControl w:val="0"/>
               <w:spacing w:after="0"/>
             </w:pPr>
+            <w:proofErr w:type="spellStart"/>
             <w:r>
-              <w:t xml:space="preserve">show.total = FALSE, title = "Attitudes on government expenditure for science") </w:t>
+              <w:t>show.total</w:t>
+            </w:r>
+            <w:proofErr w:type="spellEnd"/>
+            <w:r>
+              <w:t xml:space="preserve"> = FALSE, title = "Attitudes on government expenditure for science") </w:t>
             </w:r>
           </w:p>
           <w:p>
@@ -340,8 +430,21 @@
               <w:widowControl w:val="0"/>
               <w:spacing w:after="0"/>
             </w:pPr>
+            <w:proofErr w:type="spellStart"/>
             <w:r>
-              <w:t>axis.text.x = element_text(size=1</w:t>
+              <w:t>axis.text.x</w:t>
+            </w:r>
+            <w:proofErr w:type="spellEnd"/>
+            <w:r>
+              <w:t xml:space="preserve"> = </w:t>
+            </w:r>
+            <w:proofErr w:type="spellStart"/>
+            <w:r>
+              <w:t>element_text</w:t>
+            </w:r>
+            <w:proofErr w:type="spellEnd"/>
+            <w:r>
+              <w:t>(size=1</w:t>
             </w:r>
             <w:r>
               <w:t>0</w:t>
@@ -355,8 +458,21 @@
               <w:widowControl w:val="0"/>
               <w:spacing w:after="0"/>
             </w:pPr>
+            <w:proofErr w:type="spellStart"/>
             <w:r>
-              <w:t>axis.text.y = element_text(size=1</w:t>
+              <w:t>axis.text.y</w:t>
+            </w:r>
+            <w:proofErr w:type="spellEnd"/>
+            <w:r>
+              <w:t xml:space="preserve"> = </w:t>
+            </w:r>
+            <w:proofErr w:type="spellStart"/>
+            <w:r>
+              <w:t>element_text</w:t>
+            </w:r>
+            <w:proofErr w:type="spellEnd"/>
+            <w:r>
+              <w:t>(size=1</w:t>
             </w:r>
             <w:r>
               <w:t>0</w:t>
@@ -370,8 +486,21 @@
               <w:widowControl w:val="0"/>
               <w:spacing w:after="0"/>
             </w:pPr>
+            <w:proofErr w:type="spellStart"/>
             <w:r>
-              <w:t>plot.title = element_text(size=</w:t>
+              <w:t>plot.title</w:t>
+            </w:r>
+            <w:proofErr w:type="spellEnd"/>
+            <w:r>
+              <w:t xml:space="preserve"> = </w:t>
+            </w:r>
+            <w:proofErr w:type="spellStart"/>
+            <w:r>
+              <w:t>element_text</w:t>
+            </w:r>
+            <w:proofErr w:type="spellEnd"/>
+            <w:r>
+              <w:t>(size=</w:t>
             </w:r>
             <w:r>
               <w:t>1</w:t>
@@ -385,8 +514,21 @@
               <w:widowControl w:val="0"/>
               <w:spacing w:after="0"/>
             </w:pPr>
+            <w:proofErr w:type="spellStart"/>
             <w:r>
-              <w:t>legend.text = element_text(size=1</w:t>
+              <w:t>legend.text</w:t>
+            </w:r>
+            <w:proofErr w:type="spellEnd"/>
+            <w:r>
+              <w:t xml:space="preserve"> = </w:t>
+            </w:r>
+            <w:proofErr w:type="spellStart"/>
+            <w:r>
+              <w:t>element_text</w:t>
+            </w:r>
+            <w:proofErr w:type="spellEnd"/>
+            <w:r>
+              <w:t>(size=1</w:t>
             </w:r>
             <w:r>
               <w:t>0</w:t>
@@ -610,11 +752,12 @@
       </w:pPr>
       <w:r>
         <w:rPr>
+          <w:rFonts w:cs="Arial"/>
           <w:b/>
           <w:bCs/>
           <w:color w:val="000000"/>
         </w:rPr>
-        <w:t xml:space="preserve">Create a stacked bar graph by different groups </w:t>
+        <w:t xml:space="preserve">Create a grouped bar graph </w:t>
       </w:r>
     </w:p>
     <w:p>
@@ -627,55 +770,51 @@
         <w:rPr>
           <w:color w:val="000000"/>
         </w:rPr>
-        <w:t xml:space="preserve">Create a stacked bar graph by different groups by using </w:t>
+        <w:t xml:space="preserve">Create a grouped bar graph by using </w:t>
       </w:r>
       <w:r>
         <w:rPr>
           <w:b/>
           <w:bCs/>
+          <w:color w:val="000000"/>
         </w:rPr>
-        <w:t>nateduc</w:t>
+        <w:t xml:space="preserve">degree </w:t>
       </w:r>
+      <w:r>
+        <w:rPr>
+          <w:color w:val="000000"/>
+        </w:rPr>
+        <w:t xml:space="preserve">(factor variable) and </w:t>
+      </w:r>
+      <w:proofErr w:type="spellStart"/>
       <w:r>
         <w:rPr>
           <w:b/>
           <w:bCs/>
+          <w:color w:val="000000"/>
+        </w:rPr>
+        <w:t>nateduc</w:t>
+      </w:r>
+      <w:proofErr w:type="spellEnd"/>
+      <w:r>
+        <w:rPr>
+          <w:b/>
+          <w:bCs/>
+          <w:color w:val="000000"/>
         </w:rPr>
         <w:t xml:space="preserve"> </w:t>
       </w:r>
       <w:r>
+        <w:rPr>
+          <w:color w:val="000000"/>
+        </w:rPr>
         <w:t>(outcome variable)</w:t>
       </w:r>
       <w:r>
         <w:rPr>
           <w:b/>
           <w:bCs/>
-        </w:rPr>
-        <w:t xml:space="preserve"> </w:t>
-      </w:r>
-      <w:r>
-        <w:t>and</w:t>
-      </w:r>
-      <w:r>
-        <w:rPr>
-          <w:b/>
-          <w:bCs/>
-        </w:rPr>
-        <w:t xml:space="preserve"> degree </w:t>
-      </w:r>
-      <w:r>
-        <w:t>(</w:t>
-      </w:r>
-      <w:r>
-        <w:t>factor</w:t>
-      </w:r>
-      <w:r>
-        <w:t xml:space="preserve"> variable)</w:t>
-      </w:r>
-      <w:r>
-        <w:rPr>
-          <w:b/>
-          <w:bCs/>
+          <w:color w:val="000000"/>
         </w:rPr>
         <w:t>.</w:t>
       </w:r>
@@ -858,7 +997,23 @@
                 <w:rFonts w:ascii="Arial" w:hAnsi="Arial" w:cs="Arial"/>
                 <w:color w:val="000000"/>
               </w:rPr>
-              <w:t>graph &lt;- plot_xtab(</w:t>
+              <w:t xml:space="preserve">graph &lt;- </w:t>
+            </w:r>
+            <w:proofErr w:type="spellStart"/>
+            <w:r>
+              <w:rPr>
+                <w:rFonts w:ascii="Arial" w:hAnsi="Arial" w:cs="Arial"/>
+                <w:color w:val="000000"/>
+              </w:rPr>
+              <w:t>plot_xtab</w:t>
+            </w:r>
+            <w:proofErr w:type="spellEnd"/>
+            <w:r>
+              <w:rPr>
+                <w:rFonts w:ascii="Arial" w:hAnsi="Arial" w:cs="Arial"/>
+                <w:color w:val="000000"/>
+              </w:rPr>
+              <w:t>(</w:t>
             </w:r>
           </w:p>
           <w:p>
@@ -866,12 +1021,53 @@
               <w:pStyle w:val="NormalWeb"/>
               <w:spacing w:before="0" w:beforeAutospacing="0" w:after="0" w:afterAutospacing="0"/>
             </w:pPr>
+            <w:proofErr w:type="spellStart"/>
             <w:r>
               <w:rPr>
                 <w:rFonts w:ascii="Arial" w:hAnsi="Arial" w:cs="Arial"/>
                 <w:color w:val="000000"/>
               </w:rPr>
-              <w:t>gss$nateduc, gss$degree, show.n = FALSE,</w:t>
+              <w:t>gss$degree</w:t>
+            </w:r>
+            <w:proofErr w:type="spellEnd"/>
+            <w:r>
+              <w:rPr>
+                <w:rFonts w:ascii="Arial" w:hAnsi="Arial" w:cs="Arial"/>
+                <w:color w:val="000000"/>
+              </w:rPr>
+              <w:t xml:space="preserve">, </w:t>
+            </w:r>
+            <w:proofErr w:type="spellStart"/>
+            <w:r>
+              <w:rPr>
+                <w:rFonts w:ascii="Arial" w:hAnsi="Arial" w:cs="Arial"/>
+                <w:color w:val="000000"/>
+              </w:rPr>
+              <w:t>gss$nateduc</w:t>
+            </w:r>
+            <w:proofErr w:type="spellEnd"/>
+            <w:r>
+              <w:rPr>
+                <w:rFonts w:ascii="Arial" w:hAnsi="Arial" w:cs="Arial"/>
+                <w:color w:val="000000"/>
+              </w:rPr>
+              <w:t xml:space="preserve">, </w:t>
+            </w:r>
+            <w:proofErr w:type="spellStart"/>
+            <w:r>
+              <w:rPr>
+                <w:rFonts w:ascii="Arial" w:hAnsi="Arial" w:cs="Arial"/>
+                <w:color w:val="000000"/>
+              </w:rPr>
+              <w:t>show.n</w:t>
+            </w:r>
+            <w:proofErr w:type="spellEnd"/>
+            <w:r>
+              <w:rPr>
+                <w:rFonts w:ascii="Arial" w:hAnsi="Arial" w:cs="Arial"/>
+                <w:color w:val="000000"/>
+              </w:rPr>
+              <w:t xml:space="preserve"> = FALSE, margin = "row",</w:t>
             </w:r>
           </w:p>
           <w:p>
@@ -879,12 +1075,21 @@
               <w:pStyle w:val="NormalWeb"/>
               <w:spacing w:before="0" w:beforeAutospacing="0" w:after="0" w:afterAutospacing="0"/>
             </w:pPr>
+            <w:proofErr w:type="spellStart"/>
             <w:r>
               <w:rPr>
                 <w:rFonts w:ascii="Arial" w:hAnsi="Arial" w:cs="Arial"/>
                 <w:color w:val="000000"/>
               </w:rPr>
-              <w:t>geom.colors = "Dark2",</w:t>
+              <w:t>geom.colors</w:t>
+            </w:r>
+            <w:proofErr w:type="spellEnd"/>
+            <w:r>
+              <w:rPr>
+                <w:rFonts w:ascii="Arial" w:hAnsi="Arial" w:cs="Arial"/>
+                <w:color w:val="000000"/>
+              </w:rPr>
+              <w:t xml:space="preserve"> = "Dark2",</w:t>
             </w:r>
           </w:p>
           <w:p>
@@ -892,28 +1097,21 @@
               <w:pStyle w:val="NormalWeb"/>
               <w:spacing w:before="0" w:beforeAutospacing="0" w:after="0" w:afterAutospacing="0"/>
             </w:pPr>
+            <w:proofErr w:type="spellStart"/>
             <w:r>
               <w:rPr>
                 <w:rFonts w:ascii="Arial" w:hAnsi="Arial" w:cs="Arial"/>
                 <w:color w:val="000000"/>
               </w:rPr>
-              <w:t>show.total = FALSE, title = "</w:t>
+              <w:t>show.total</w:t>
             </w:r>
-            <w:r>
-              <w:rPr>
-                <w:rFonts w:ascii="Arial" w:hAnsi="Arial" w:cs="Arial"/>
-                <w:i/>
-                <w:iCs/>
-                <w:color w:val="000000"/>
-              </w:rPr>
-              <w:t>Support level for government spending for improving the nation's education system by respondents' education degree</w:t>
-            </w:r>
+            <w:proofErr w:type="spellEnd"/>
             <w:r>
               <w:rPr>
                 <w:rFonts w:ascii="Arial" w:hAnsi="Arial" w:cs="Arial"/>
                 <w:color w:val="000000"/>
               </w:rPr>
-              <w:t>")</w:t>
+              <w:t xml:space="preserve"> = FALSE, title = "Support level for government spending for improving the nation's education system by respondents' education degree")</w:t>
             </w:r>
           </w:p>
           <w:p>
@@ -935,12 +1133,37 @@
               <w:pStyle w:val="NormalWeb"/>
               <w:spacing w:before="0" w:beforeAutospacing="0" w:after="0" w:afterAutospacing="0"/>
             </w:pPr>
+            <w:proofErr w:type="spellStart"/>
             <w:r>
               <w:rPr>
                 <w:rFonts w:ascii="Arial" w:hAnsi="Arial" w:cs="Arial"/>
                 <w:color w:val="000000"/>
               </w:rPr>
-              <w:t>axis.text.x = element_text(size = 11),</w:t>
+              <w:t>axis.text.x</w:t>
+            </w:r>
+            <w:proofErr w:type="spellEnd"/>
+            <w:r>
+              <w:rPr>
+                <w:rFonts w:ascii="Arial" w:hAnsi="Arial" w:cs="Arial"/>
+                <w:color w:val="000000"/>
+              </w:rPr>
+              <w:t xml:space="preserve"> = </w:t>
+            </w:r>
+            <w:proofErr w:type="spellStart"/>
+            <w:r>
+              <w:rPr>
+                <w:rFonts w:ascii="Arial" w:hAnsi="Arial" w:cs="Arial"/>
+                <w:color w:val="000000"/>
+              </w:rPr>
+              <w:t>element_text</w:t>
+            </w:r>
+            <w:proofErr w:type="spellEnd"/>
+            <w:r>
+              <w:rPr>
+                <w:rFonts w:ascii="Arial" w:hAnsi="Arial" w:cs="Arial"/>
+                <w:color w:val="000000"/>
+              </w:rPr>
+              <w:t>(size = 11),</w:t>
             </w:r>
           </w:p>
           <w:p>
@@ -948,12 +1171,37 @@
               <w:pStyle w:val="NormalWeb"/>
               <w:spacing w:before="0" w:beforeAutospacing="0" w:after="0" w:afterAutospacing="0"/>
             </w:pPr>
+            <w:proofErr w:type="spellStart"/>
             <w:r>
               <w:rPr>
                 <w:rFonts w:ascii="Arial" w:hAnsi="Arial" w:cs="Arial"/>
                 <w:color w:val="000000"/>
               </w:rPr>
-              <w:t>axis.text.y = element_text(size = 11),</w:t>
+              <w:t>axis.text.y</w:t>
+            </w:r>
+            <w:proofErr w:type="spellEnd"/>
+            <w:r>
+              <w:rPr>
+                <w:rFonts w:ascii="Arial" w:hAnsi="Arial" w:cs="Arial"/>
+                <w:color w:val="000000"/>
+              </w:rPr>
+              <w:t xml:space="preserve"> = </w:t>
+            </w:r>
+            <w:proofErr w:type="spellStart"/>
+            <w:r>
+              <w:rPr>
+                <w:rFonts w:ascii="Arial" w:hAnsi="Arial" w:cs="Arial"/>
+                <w:color w:val="000000"/>
+              </w:rPr>
+              <w:t>element_text</w:t>
+            </w:r>
+            <w:proofErr w:type="spellEnd"/>
+            <w:r>
+              <w:rPr>
+                <w:rFonts w:ascii="Arial" w:hAnsi="Arial" w:cs="Arial"/>
+                <w:color w:val="000000"/>
+              </w:rPr>
+              <w:t>(size = 11),</w:t>
             </w:r>
           </w:p>
           <w:p>
@@ -961,12 +1209,37 @@
               <w:pStyle w:val="NormalWeb"/>
               <w:spacing w:before="0" w:beforeAutospacing="0" w:after="0" w:afterAutospacing="0"/>
             </w:pPr>
+            <w:proofErr w:type="spellStart"/>
             <w:r>
               <w:rPr>
                 <w:rFonts w:ascii="Arial" w:hAnsi="Arial" w:cs="Arial"/>
                 <w:color w:val="000000"/>
               </w:rPr>
-              <w:t>plot.title = element_text(size = 13),</w:t>
+              <w:t>plot.title</w:t>
+            </w:r>
+            <w:proofErr w:type="spellEnd"/>
+            <w:r>
+              <w:rPr>
+                <w:rFonts w:ascii="Arial" w:hAnsi="Arial" w:cs="Arial"/>
+                <w:color w:val="000000"/>
+              </w:rPr>
+              <w:t xml:space="preserve"> = </w:t>
+            </w:r>
+            <w:proofErr w:type="spellStart"/>
+            <w:r>
+              <w:rPr>
+                <w:rFonts w:ascii="Arial" w:hAnsi="Arial" w:cs="Arial"/>
+                <w:color w:val="000000"/>
+              </w:rPr>
+              <w:t>element_text</w:t>
+            </w:r>
+            <w:proofErr w:type="spellEnd"/>
+            <w:r>
+              <w:rPr>
+                <w:rFonts w:ascii="Arial" w:hAnsi="Arial" w:cs="Arial"/>
+                <w:color w:val="000000"/>
+              </w:rPr>
+              <w:t>(size = 13),</w:t>
             </w:r>
           </w:p>
           <w:p>
@@ -974,12 +1247,37 @@
               <w:pStyle w:val="NormalWeb"/>
               <w:spacing w:before="0" w:beforeAutospacing="0" w:after="0" w:afterAutospacing="0"/>
             </w:pPr>
+            <w:proofErr w:type="spellStart"/>
             <w:r>
               <w:rPr>
                 <w:rFonts w:ascii="Arial" w:hAnsi="Arial" w:cs="Arial"/>
                 <w:color w:val="000000"/>
               </w:rPr>
-              <w:t>legend.text = element_text(size = 12))</w:t>
+              <w:t>legend.text</w:t>
+            </w:r>
+            <w:proofErr w:type="spellEnd"/>
+            <w:r>
+              <w:rPr>
+                <w:rFonts w:ascii="Arial" w:hAnsi="Arial" w:cs="Arial"/>
+                <w:color w:val="000000"/>
+              </w:rPr>
+              <w:t xml:space="preserve"> = </w:t>
+            </w:r>
+            <w:proofErr w:type="spellStart"/>
+            <w:r>
+              <w:rPr>
+                <w:rFonts w:ascii="Arial" w:hAnsi="Arial" w:cs="Arial"/>
+                <w:color w:val="000000"/>
+              </w:rPr>
+              <w:t>element_text</w:t>
+            </w:r>
+            <w:proofErr w:type="spellEnd"/>
+            <w:r>
+              <w:rPr>
+                <w:rFonts w:ascii="Arial" w:hAnsi="Arial" w:cs="Arial"/>
+                <w:color w:val="000000"/>
+              </w:rPr>
+              <w:t>(size = 12))</w:t>
             </w:r>
           </w:p>
         </w:tc>
@@ -1044,12 +1342,13 @@
             <w:r>
               <w:rPr>
                 <w:noProof/>
+                <w:color w:val="000000"/>
               </w:rPr>
               <w:drawing>
-                <wp:inline distT="0" distB="0" distL="0" distR="0" wp14:anchorId="7705D15A" wp14:editId="353D688D">
-                  <wp:extent cx="4551045" cy="3038475"/>
+                <wp:inline distT="0" distB="0" distL="0" distR="0" wp14:anchorId="46B37332" wp14:editId="6D216CB6">
+                  <wp:extent cx="4537710" cy="3191510"/>
                   <wp:effectExtent l="0" t="0" r="0" b="0"/>
-                  <wp:docPr id="1240357879" name="Picture 1"/>
+                  <wp:docPr id="784693314" name="Picture 1"/>
                   <wp:cNvGraphicFramePr>
                     <a:graphicFrameLocks xmlns:a="http://schemas.openxmlformats.org/drawingml/2006/main" noChangeAspect="1"/>
                   </wp:cNvGraphicFramePr>
@@ -1057,23 +1356,36 @@
                     <a:graphicData uri="http://schemas.openxmlformats.org/drawingml/2006/picture">
                       <pic:pic xmlns:pic="http://schemas.openxmlformats.org/drawingml/2006/picture">
                         <pic:nvPicPr>
-                          <pic:cNvPr id="1240357879" name=""/>
-                          <pic:cNvPicPr/>
+                          <pic:cNvPr id="0" name="Picture 1"/>
+                          <pic:cNvPicPr>
+                            <a:picLocks noChangeAspect="1" noChangeArrowheads="1"/>
+                          </pic:cNvPicPr>
                         </pic:nvPicPr>
                         <pic:blipFill>
-                          <a:blip r:embed="rId10"/>
+                          <a:blip r:embed="rId10">
+                            <a:extLst>
+                              <a:ext uri="{28A0092B-C50C-407E-A947-70E740481C1C}">
+                                <a14:useLocalDpi xmlns:a14="http://schemas.microsoft.com/office/drawing/2010/main" val="0"/>
+                              </a:ext>
+                            </a:extLst>
+                          </a:blip>
+                          <a:srcRect/>
                           <a:stretch>
                             <a:fillRect/>
                           </a:stretch>
                         </pic:blipFill>
-                        <pic:spPr>
+                        <pic:spPr bwMode="auto">
                           <a:xfrm>
                             <a:off x="0" y="0"/>
-                            <a:ext cx="4551045" cy="3038475"/>
+                            <a:ext cx="4537710" cy="3191510"/>
                           </a:xfrm>
                           <a:prstGeom prst="rect">
                             <a:avLst/>
                           </a:prstGeom>
+                          <a:noFill/>
+                          <a:ln>
+                            <a:noFill/>
+                          </a:ln>
                         </pic:spPr>
                       </pic:pic>
                     </a:graphicData>
@@ -1157,85 +1469,9 @@
             </w:pPr>
             <w:r>
               <w:rPr>
-                <w:lang w:val="en-US"/>
+                <w:color w:val="000000"/>
               </w:rPr>
-              <w:t>Of the GSS respondents, </w:t>
-            </w:r>
-            <w:bookmarkStart w:id="1" w:name="_Hlk229405358"/>
-            <w:r>
-              <w:rPr>
-                <w:lang w:val="en-US"/>
-              </w:rPr>
-              <w:t>7</w:t>
-            </w:r>
-            <w:r>
-              <w:rPr>
-                <w:lang w:val="en-US"/>
-              </w:rPr>
-              <w:t>8</w:t>
-            </w:r>
-            <w:r>
-              <w:rPr>
-                <w:lang w:val="en-US"/>
-              </w:rPr>
-              <w:t>.</w:t>
-            </w:r>
-            <w:r>
-              <w:rPr>
-                <w:lang w:val="en-US"/>
-              </w:rPr>
-              <w:t>2</w:t>
-            </w:r>
-            <w:r>
-              <w:rPr>
-                <w:lang w:val="en-US"/>
-              </w:rPr>
-              <w:t>%</w:t>
-            </w:r>
-            <w:r>
-              <w:rPr>
-                <w:lang w:val="en-US"/>
-              </w:rPr>
-              <w:t xml:space="preserve"> of those who think we spend too little on </w:t>
-            </w:r>
-            <w:r>
-              <w:rPr>
-                <w:lang w:val="en-US"/>
-              </w:rPr>
-              <w:t>nation’s education system</w:t>
-            </w:r>
-            <w:bookmarkEnd w:id="1"/>
-            <w:r>
-              <w:rPr>
-                <w:lang w:val="en-US"/>
-              </w:rPr>
-              <w:t xml:space="preserve">, </w:t>
-            </w:r>
-            <w:bookmarkStart w:id="2" w:name="_Hlk229405383"/>
-            <w:r>
-              <w:rPr>
-                <w:lang w:val="en-US"/>
-              </w:rPr>
-              <w:t>16.8</w:t>
-            </w:r>
-            <w:r>
-              <w:rPr>
-                <w:lang w:val="en-US"/>
-              </w:rPr>
-              <w:t>%</w:t>
-            </w:r>
-            <w:r>
-              <w:rPr>
-                <w:lang w:val="en-US"/>
-              </w:rPr>
-              <w:t xml:space="preserve"> of those who think we spend about right on nation’s education system</w:t>
-            </w:r>
-            <w:bookmarkEnd w:id="2"/>
-            <w:r>
-              <w:rPr>
-                <w:lang w:val="en-US"/>
-              </w:rPr>
-              <w:t>, and 5% of those who think we spend too much on nation’s education system have a high school degree.</w:t>
+              <w:t>Of the GSS respondents with high school education, 78.2% say we spend too little on improving the nation’s education system, 16.8% say we spend about right on improving the nation’s education system, and 5.0% say we spend too much on improving the nation’s education system.</w:t>
             </w:r>
           </w:p>
         </w:tc>
